--- a/_LLD/SOLID/Basics.docx
+++ b/_LLD/SOLID/Basics.docx
@@ -17,6 +17,23 @@
           <w:szCs w:val="32"/>
         </w:rPr>
         <w:t>SOLID Principles:</w:t>
+      </w:r>
+    </w:p>
+    <w:p>
+      <w:pPr>
+        <w:rPr>
+          <w:b/>
+          <w:sz w:val="32"/>
+          <w:szCs w:val="32"/>
+        </w:rPr>
+      </w:pPr>
+      <w:r>
+        <w:rPr>
+          <w:b/>
+          <w:sz w:val="32"/>
+          <w:szCs w:val="32"/>
+        </w:rPr>
+        <w:t>These Principles are guidelines to make software design better.</w:t>
       </w:r>
     </w:p>
     <w:p>
@@ -144,6 +161,50 @@
           <w:szCs w:val="28"/>
         </w:rPr>
         <w:t>avoid duplication</w:t>
+      </w:r>
+    </w:p>
+    <w:p>
+      <w:pPr>
+        <w:pStyle w:val="ListParagraph"/>
+        <w:numPr>
+          <w:ilvl w:val="0"/>
+          <w:numId w:val="1"/>
+        </w:numPr>
+        <w:rPr>
+          <w:rFonts w:ascii="Times New Roman" w:hAnsi="Times New Roman" w:cs="Times New Roman"/>
+          <w:sz w:val="28"/>
+          <w:szCs w:val="28"/>
+        </w:rPr>
+      </w:pPr>
+      <w:r>
+        <w:rPr>
+          <w:rFonts w:ascii="Times New Roman" w:hAnsi="Times New Roman" w:cs="Times New Roman"/>
+          <w:sz w:val="28"/>
+          <w:szCs w:val="28"/>
+        </w:rPr>
+        <w:t>extensible</w:t>
+      </w:r>
+    </w:p>
+    <w:p>
+      <w:pPr>
+        <w:pStyle w:val="ListParagraph"/>
+        <w:numPr>
+          <w:ilvl w:val="0"/>
+          <w:numId w:val="1"/>
+        </w:numPr>
+        <w:rPr>
+          <w:rFonts w:ascii="Times New Roman" w:hAnsi="Times New Roman" w:cs="Times New Roman"/>
+          <w:sz w:val="28"/>
+          <w:szCs w:val="28"/>
+        </w:rPr>
+      </w:pPr>
+      <w:r>
+        <w:rPr>
+          <w:rFonts w:ascii="Times New Roman" w:hAnsi="Times New Roman" w:cs="Times New Roman"/>
+          <w:sz w:val="28"/>
+          <w:szCs w:val="28"/>
+        </w:rPr>
+        <w:t>readable</w:t>
       </w:r>
     </w:p>
     <w:p/>
@@ -255,7 +316,25 @@
           <w:sz w:val="28"/>
           <w:szCs w:val="28"/>
         </w:rPr>
-        <w:t>L - Liskov Substitution Principle</w:t>
+        <w:t xml:space="preserve">L - </w:t>
+      </w:r>
+      <w:proofErr w:type="spellStart"/>
+      <w:r>
+        <w:rPr>
+          <w:rFonts w:ascii="Times New Roman" w:hAnsi="Times New Roman" w:cs="Times New Roman"/>
+          <w:sz w:val="28"/>
+          <w:szCs w:val="28"/>
+        </w:rPr>
+        <w:t>Liskov</w:t>
+      </w:r>
+      <w:proofErr w:type="spellEnd"/>
+      <w:r>
+        <w:rPr>
+          <w:rFonts w:ascii="Times New Roman" w:hAnsi="Times New Roman" w:cs="Times New Roman"/>
+          <w:sz w:val="28"/>
+          <w:szCs w:val="28"/>
+        </w:rPr>
+        <w:t xml:space="preserve"> Substitution Principle</w:t>
       </w:r>
     </w:p>
     <w:p>
@@ -462,6 +541,201 @@
     </w:p>
     <w:p>
       <w:pPr>
+        <w:pStyle w:val="ListParagraph"/>
+        <w:numPr>
+          <w:ilvl w:val="0"/>
+          <w:numId w:val="4"/>
+        </w:numPr>
+        <w:jc w:val="both"/>
+        <w:rPr>
+          <w:rFonts w:ascii="Times New Roman" w:hAnsi="Times New Roman" w:cs="Times New Roman"/>
+          <w:b/>
+          <w:sz w:val="28"/>
+          <w:szCs w:val="28"/>
+        </w:rPr>
+      </w:pPr>
+      <w:r>
+        <w:rPr>
+          <w:rFonts w:ascii="Times New Roman" w:hAnsi="Times New Roman" w:cs="Times New Roman"/>
+          <w:sz w:val="28"/>
+          <w:szCs w:val="28"/>
+        </w:rPr>
+        <w:t>There should not be more than one reason to change the code</w:t>
+      </w:r>
+    </w:p>
+    <w:p>
+      <w:pPr>
+        <w:jc w:val="both"/>
+        <w:rPr>
+          <w:rFonts w:ascii="Times New Roman" w:hAnsi="Times New Roman" w:cs="Times New Roman"/>
+          <w:b/>
+          <w:sz w:val="28"/>
+          <w:szCs w:val="28"/>
+        </w:rPr>
+      </w:pPr>
+      <w:r>
+        <w:rPr>
+          <w:rFonts w:ascii="Times New Roman" w:hAnsi="Times New Roman" w:cs="Times New Roman"/>
+          <w:b/>
+          <w:sz w:val="28"/>
+          <w:szCs w:val="28"/>
+        </w:rPr>
+        <w:t>Things which violates single responsibility principle:</w:t>
+      </w:r>
+    </w:p>
+    <w:p>
+      <w:pPr>
+        <w:pStyle w:val="ListParagraph"/>
+        <w:numPr>
+          <w:ilvl w:val="0"/>
+          <w:numId w:val="22"/>
+        </w:numPr>
+        <w:jc w:val="both"/>
+        <w:rPr>
+          <w:rFonts w:ascii="Times New Roman" w:hAnsi="Times New Roman" w:cs="Times New Roman"/>
+          <w:b/>
+          <w:sz w:val="28"/>
+          <w:szCs w:val="28"/>
+        </w:rPr>
+      </w:pPr>
+      <w:r>
+        <w:rPr>
+          <w:rFonts w:ascii="Times New Roman" w:hAnsi="Times New Roman" w:cs="Times New Roman"/>
+          <w:bCs/>
+          <w:sz w:val="28"/>
+          <w:szCs w:val="28"/>
+        </w:rPr>
+        <w:lastRenderedPageBreak/>
+        <w:t>Using if/else conditions:</w:t>
+      </w:r>
+    </w:p>
+    <w:p>
+      <w:pPr>
+        <w:pStyle w:val="ListParagraph"/>
+        <w:numPr>
+          <w:ilvl w:val="1"/>
+          <w:numId w:val="22"/>
+        </w:numPr>
+        <w:jc w:val="both"/>
+        <w:rPr>
+          <w:rFonts w:ascii="Times New Roman" w:hAnsi="Times New Roman" w:cs="Times New Roman"/>
+          <w:b/>
+          <w:sz w:val="28"/>
+          <w:szCs w:val="28"/>
+        </w:rPr>
+      </w:pPr>
+      <w:r>
+        <w:rPr>
+          <w:rFonts w:ascii="Times New Roman" w:hAnsi="Times New Roman" w:cs="Times New Roman"/>
+          <w:bCs/>
+          <w:sz w:val="28"/>
+          <w:szCs w:val="28"/>
+        </w:rPr>
+        <w:t>Exceptions:</w:t>
+      </w:r>
+    </w:p>
+    <w:p>
+      <w:pPr>
+        <w:pStyle w:val="ListParagraph"/>
+        <w:numPr>
+          <w:ilvl w:val="2"/>
+          <w:numId w:val="22"/>
+        </w:numPr>
+        <w:jc w:val="both"/>
+        <w:rPr>
+          <w:rFonts w:ascii="Times New Roman" w:hAnsi="Times New Roman" w:cs="Times New Roman"/>
+          <w:b/>
+          <w:sz w:val="28"/>
+          <w:szCs w:val="28"/>
+        </w:rPr>
+      </w:pPr>
+      <w:r>
+        <w:rPr>
+          <w:rFonts w:ascii="Times New Roman" w:hAnsi="Times New Roman" w:cs="Times New Roman"/>
+          <w:bCs/>
+          <w:sz w:val="28"/>
+          <w:szCs w:val="28"/>
+        </w:rPr>
+        <w:t>If/else are part of business logic</w:t>
+      </w:r>
+    </w:p>
+    <w:p>
+      <w:pPr>
+        <w:pStyle w:val="ListParagraph"/>
+        <w:numPr>
+          <w:ilvl w:val="2"/>
+          <w:numId w:val="22"/>
+        </w:numPr>
+        <w:jc w:val="both"/>
+        <w:rPr>
+          <w:rFonts w:ascii="Times New Roman" w:hAnsi="Times New Roman" w:cs="Times New Roman"/>
+          <w:b/>
+          <w:sz w:val="28"/>
+          <w:szCs w:val="28"/>
+        </w:rPr>
+      </w:pPr>
+      <w:r>
+        <w:rPr>
+          <w:rFonts w:ascii="Times New Roman" w:hAnsi="Times New Roman" w:cs="Times New Roman"/>
+          <w:bCs/>
+          <w:sz w:val="28"/>
+          <w:szCs w:val="28"/>
+        </w:rPr>
+        <w:t>If/else are part of taking input</w:t>
+      </w:r>
+    </w:p>
+    <w:p>
+      <w:pPr>
+        <w:pStyle w:val="ListParagraph"/>
+        <w:numPr>
+          <w:ilvl w:val="0"/>
+          <w:numId w:val="22"/>
+        </w:numPr>
+        <w:jc w:val="both"/>
+        <w:rPr>
+          <w:rFonts w:ascii="Times New Roman" w:hAnsi="Times New Roman" w:cs="Times New Roman"/>
+          <w:b/>
+          <w:sz w:val="28"/>
+          <w:szCs w:val="28"/>
+        </w:rPr>
+      </w:pPr>
+      <w:r>
+        <w:rPr>
+          <w:rFonts w:ascii="Times New Roman" w:hAnsi="Times New Roman" w:cs="Times New Roman"/>
+          <w:bCs/>
+          <w:sz w:val="28"/>
+          <w:szCs w:val="28"/>
+        </w:rPr>
+        <w:t>Monster classes/function: too much code</w:t>
+      </w:r>
+    </w:p>
+    <w:p>
+      <w:pPr>
+        <w:pStyle w:val="ListParagraph"/>
+        <w:numPr>
+          <w:ilvl w:val="0"/>
+          <w:numId w:val="22"/>
+        </w:numPr>
+        <w:jc w:val="both"/>
+        <w:rPr>
+          <w:rFonts w:ascii="Times New Roman" w:hAnsi="Times New Roman" w:cs="Times New Roman"/>
+          <w:b/>
+          <w:sz w:val="28"/>
+          <w:szCs w:val="28"/>
+        </w:rPr>
+      </w:pPr>
+      <w:r>
+        <w:rPr>
+          <w:rFonts w:ascii="Times New Roman" w:hAnsi="Times New Roman" w:cs="Times New Roman"/>
+          <w:bCs/>
+          <w:sz w:val="28"/>
+          <w:szCs w:val="28"/>
+        </w:rPr>
+        <w:t>Utility classes</w:t>
+      </w:r>
+    </w:p>
+    <w:p>
+      <w:pPr>
         <w:jc w:val="both"/>
         <w:rPr>
           <w:rFonts w:ascii="Times New Roman" w:hAnsi="Times New Roman" w:cs="Times New Roman"/>
@@ -562,7 +836,6 @@
           <w:sz w:val="28"/>
           <w:szCs w:val="28"/>
         </w:rPr>
-        <w:lastRenderedPageBreak/>
         <w:t>Adding multiple functionalities  to single class can lead to complexity and hard to maintain</w:t>
       </w:r>
     </w:p>
@@ -586,7 +859,25 @@
           <w:sz w:val="28"/>
           <w:szCs w:val="28"/>
         </w:rPr>
-        <w:t>Changing one functionality can effect other functionalities because they exist in a single class</w:t>
+        <w:t xml:space="preserve">Changing one functionality can </w:t>
+      </w:r>
+      <w:proofErr w:type="spellStart"/>
+      <w:r>
+        <w:rPr>
+          <w:rFonts w:ascii="Times New Roman" w:hAnsi="Times New Roman" w:cs="Times New Roman"/>
+          <w:sz w:val="28"/>
+          <w:szCs w:val="28"/>
+        </w:rPr>
+        <w:t>effect</w:t>
+      </w:r>
+      <w:proofErr w:type="spellEnd"/>
+      <w:r>
+        <w:rPr>
+          <w:rFonts w:ascii="Times New Roman" w:hAnsi="Times New Roman" w:cs="Times New Roman"/>
+          <w:sz w:val="28"/>
+          <w:szCs w:val="28"/>
+        </w:rPr>
+        <w:t xml:space="preserve"> other functionalities because they exist in a single class</w:t>
       </w:r>
     </w:p>
     <w:p>
@@ -866,6 +1157,7 @@
           <w:sz w:val="28"/>
           <w:szCs w:val="28"/>
         </w:rPr>
+        <w:lastRenderedPageBreak/>
         <w:t xml:space="preserve">Example 2: </w:t>
       </w:r>
       <w:r>
@@ -1253,6 +1545,7 @@
           <w:sz w:val="28"/>
           <w:szCs w:val="28"/>
         </w:rPr>
+        <w:lastRenderedPageBreak/>
         <w:t xml:space="preserve">Link: </w:t>
       </w:r>
       <w:r>
@@ -1454,7 +1747,6 @@
           <w:sz w:val="28"/>
           <w:szCs w:val="28"/>
         </w:rPr>
-        <w:lastRenderedPageBreak/>
         <w:t>Helps in:</w:t>
       </w:r>
     </w:p>
@@ -1767,6 +2059,7 @@
           <w:sz w:val="32"/>
           <w:szCs w:val="32"/>
         </w:rPr>
+        <w:lastRenderedPageBreak/>
         <w:t>Liskov</w:t>
       </w:r>
       <w:proofErr w:type="spellEnd"/>
@@ -1842,6 +2135,55 @@
           <w:szCs w:val="28"/>
         </w:rPr>
         <w:t>, child class should extend the capability of parent class and not narrow it down.</w:t>
+      </w:r>
+    </w:p>
+    <w:p>
+      <w:pPr>
+        <w:pStyle w:val="ListParagraph"/>
+        <w:numPr>
+          <w:ilvl w:val="0"/>
+          <w:numId w:val="17"/>
+        </w:numPr>
+        <w:jc w:val="both"/>
+        <w:rPr>
+          <w:rFonts w:ascii="Times New Roman" w:hAnsi="Times New Roman" w:cs="Times New Roman"/>
+          <w:b/>
+          <w:bCs/>
+          <w:sz w:val="28"/>
+          <w:szCs w:val="28"/>
+        </w:rPr>
+      </w:pPr>
+      <w:r>
+        <w:rPr>
+          <w:rFonts w:ascii="Times New Roman" w:hAnsi="Times New Roman" w:cs="Times New Roman"/>
+          <w:b/>
+          <w:bCs/>
+          <w:sz w:val="28"/>
+          <w:szCs w:val="28"/>
+        </w:rPr>
+        <w:t xml:space="preserve">Object from any child class should be </w:t>
+      </w:r>
+      <w:proofErr w:type="spellStart"/>
+      <w:r>
+        <w:rPr>
+          <w:rFonts w:ascii="Times New Roman" w:hAnsi="Times New Roman" w:cs="Times New Roman"/>
+          <w:b/>
+          <w:bCs/>
+          <w:sz w:val="28"/>
+          <w:szCs w:val="28"/>
+        </w:rPr>
+        <w:t>as_in</w:t>
+      </w:r>
+      <w:proofErr w:type="spellEnd"/>
+      <w:r>
+        <w:rPr>
+          <w:rFonts w:ascii="Times New Roman" w:hAnsi="Times New Roman" w:cs="Times New Roman"/>
+          <w:b/>
+          <w:bCs/>
+          <w:sz w:val="28"/>
+          <w:szCs w:val="28"/>
+        </w:rPr>
+        <w:t xml:space="preserve"> substitute in a reference variable of parent type without making any code changes</w:t>
       </w:r>
     </w:p>
     <w:p>
@@ -1945,7 +2287,6 @@
           <w:sz w:val="32"/>
           <w:szCs w:val="32"/>
         </w:rPr>
-        <w:lastRenderedPageBreak/>
         <w:t>Interface Segregation Principle</w:t>
       </w:r>
       <w:r>
@@ -2033,6 +2374,29 @@
     </w:p>
     <w:p>
       <w:pPr>
+        <w:pStyle w:val="ListParagraph"/>
+        <w:numPr>
+          <w:ilvl w:val="0"/>
+          <w:numId w:val="18"/>
+        </w:numPr>
+        <w:jc w:val="both"/>
+        <w:rPr>
+          <w:rFonts w:ascii="Times New Roman" w:hAnsi="Times New Roman" w:cs="Times New Roman"/>
+          <w:sz w:val="28"/>
+          <w:szCs w:val="28"/>
+        </w:rPr>
+      </w:pPr>
+      <w:r>
+        <w:rPr>
+          <w:rFonts w:ascii="Times New Roman" w:hAnsi="Times New Roman" w:cs="Times New Roman"/>
+          <w:sz w:val="28"/>
+          <w:szCs w:val="28"/>
+        </w:rPr>
+        <w:t>Keep every interface as light as possible, Ideally 1 function</w:t>
+      </w:r>
+    </w:p>
+    <w:p>
+      <w:pPr>
         <w:jc w:val="both"/>
         <w:rPr>
           <w:rFonts w:ascii="Times New Roman" w:hAnsi="Times New Roman" w:cs="Times New Roman"/>
@@ -2102,7 +2466,25 @@
           <w:sz w:val="28"/>
           <w:szCs w:val="28"/>
         </w:rPr>
-        <w:t xml:space="preserve">In case of servers one interface of Cloud Provider can’t to used for every cloud provider because each provider has </w:t>
+        <w:t xml:space="preserve">In case of servers one interface of Cloud Provider can’t to </w:t>
+      </w:r>
+      <w:proofErr w:type="spellStart"/>
+      <w:r>
+        <w:rPr>
+          <w:rFonts w:ascii="Times New Roman" w:hAnsi="Times New Roman" w:cs="Times New Roman"/>
+          <w:sz w:val="28"/>
+          <w:szCs w:val="28"/>
+        </w:rPr>
+        <w:t>used</w:t>
+      </w:r>
+      <w:proofErr w:type="spellEnd"/>
+      <w:r>
+        <w:rPr>
+          <w:rFonts w:ascii="Times New Roman" w:hAnsi="Times New Roman" w:cs="Times New Roman"/>
+          <w:sz w:val="28"/>
+          <w:szCs w:val="28"/>
+        </w:rPr>
+        <w:t xml:space="preserve"> for every cloud provider because each provider has </w:t>
       </w:r>
       <w:proofErr w:type="spellStart"/>
       <w:r>
@@ -2235,6 +2617,7 @@
           <w:sz w:val="28"/>
           <w:szCs w:val="28"/>
         </w:rPr>
+        <w:lastRenderedPageBreak/>
         <w:t>Abstractions should not depend on details. Details should depend on abstractions.</w:t>
       </w:r>
     </w:p>
@@ -2416,6 +2799,1326 @@
         </w:rPr>
         <w:t xml:space="preserve"> </w:t>
       </w:r>
+      <w:r>
+        <w:rPr>
+          <w:rFonts w:ascii="Times New Roman" w:hAnsi="Times New Roman" w:cs="Times New Roman"/>
+          <w:sz w:val="18"/>
+          <w:szCs w:val="18"/>
+        </w:rPr>
+        <w:t>SCALAR NOTES:</w:t>
+      </w:r>
+    </w:p>
+    <w:p>
+      <w:pPr>
+        <w:spacing w:before="100" w:beforeAutospacing="1" w:after="100" w:afterAutospacing="1" w:line="240" w:lineRule="auto"/>
+        <w:outlineLvl w:val="0"/>
+        <w:rPr>
+          <w:rFonts w:ascii="Arial" w:eastAsia="Times New Roman" w:hAnsi="Arial" w:cs="Arial"/>
+          <w:b/>
+          <w:bCs/>
+          <w:spacing w:val="2"/>
+          <w:kern w:val="36"/>
+          <w:sz w:val="48"/>
+          <w:szCs w:val="48"/>
+        </w:rPr>
+      </w:pPr>
+      <w:r>
+        <w:rPr>
+          <w:rFonts w:ascii="Arial" w:eastAsia="Times New Roman" w:hAnsi="Arial" w:cs="Arial"/>
+          <w:b/>
+          <w:bCs/>
+          <w:spacing w:val="2"/>
+          <w:kern w:val="36"/>
+          <w:sz w:val="48"/>
+          <w:szCs w:val="48"/>
+        </w:rPr>
+        <w:t xml:space="preserve">Class Notes on SOLID Principles: </w:t>
+      </w:r>
+      <w:proofErr w:type="spellStart"/>
+      <w:r>
+        <w:rPr>
+          <w:rFonts w:ascii="Arial" w:eastAsia="Times New Roman" w:hAnsi="Arial" w:cs="Arial"/>
+          <w:b/>
+          <w:bCs/>
+          <w:spacing w:val="2"/>
+          <w:kern w:val="36"/>
+          <w:sz w:val="48"/>
+          <w:szCs w:val="48"/>
+        </w:rPr>
+        <w:t>Liskov's</w:t>
+      </w:r>
+      <w:proofErr w:type="spellEnd"/>
+      <w:r>
+        <w:rPr>
+          <w:rFonts w:ascii="Arial" w:eastAsia="Times New Roman" w:hAnsi="Arial" w:cs="Arial"/>
+          <w:b/>
+          <w:bCs/>
+          <w:spacing w:val="2"/>
+          <w:kern w:val="36"/>
+          <w:sz w:val="48"/>
+          <w:szCs w:val="48"/>
+        </w:rPr>
+        <w:t>, Interface Segregation, Dependency Inversion</w:t>
+      </w:r>
+    </w:p>
+    <w:p>
+      <w:pPr>
+        <w:spacing w:before="100" w:beforeAutospacing="1" w:after="100" w:afterAutospacing="1" w:line="240" w:lineRule="auto"/>
+        <w:outlineLvl w:val="1"/>
+        <w:rPr>
+          <w:rFonts w:ascii="Arial" w:eastAsia="Times New Roman" w:hAnsi="Arial" w:cs="Arial"/>
+          <w:b/>
+          <w:bCs/>
+          <w:spacing w:val="2"/>
+          <w:sz w:val="36"/>
+          <w:szCs w:val="36"/>
+        </w:rPr>
+      </w:pPr>
+      <w:r>
+        <w:rPr>
+          <w:rFonts w:ascii="Arial" w:eastAsia="Times New Roman" w:hAnsi="Arial" w:cs="Arial"/>
+          <w:b/>
+          <w:bCs/>
+          <w:spacing w:val="2"/>
+          <w:sz w:val="36"/>
+          <w:szCs w:val="36"/>
+        </w:rPr>
+        <w:t>Agenda</w:t>
+      </w:r>
+    </w:p>
+    <w:p>
+      <w:pPr>
+        <w:spacing w:before="100" w:beforeAutospacing="1" w:after="100" w:afterAutospacing="1" w:line="240" w:lineRule="auto"/>
+        <w:rPr>
+          <w:rFonts w:ascii="Arial" w:eastAsia="Times New Roman" w:hAnsi="Arial" w:cs="Arial"/>
+          <w:spacing w:val="2"/>
+          <w:sz w:val="24"/>
+          <w:szCs w:val="24"/>
+        </w:rPr>
+      </w:pPr>
+      <w:r>
+        <w:rPr>
+          <w:rFonts w:ascii="Arial" w:eastAsia="Times New Roman" w:hAnsi="Arial" w:cs="Arial"/>
+          <w:spacing w:val="2"/>
+          <w:sz w:val="24"/>
+          <w:szCs w:val="24"/>
+        </w:rPr>
+        <w:t xml:space="preserve">The class covers the concepts of </w:t>
+      </w:r>
+      <w:proofErr w:type="spellStart"/>
+      <w:r>
+        <w:rPr>
+          <w:rFonts w:ascii="Arial" w:eastAsia="Times New Roman" w:hAnsi="Arial" w:cs="Arial"/>
+          <w:spacing w:val="2"/>
+          <w:sz w:val="24"/>
+          <w:szCs w:val="24"/>
+        </w:rPr>
+        <w:t>Liskov's</w:t>
+      </w:r>
+      <w:proofErr w:type="spellEnd"/>
+      <w:r>
+        <w:rPr>
+          <w:rFonts w:ascii="Arial" w:eastAsia="Times New Roman" w:hAnsi="Arial" w:cs="Arial"/>
+          <w:spacing w:val="2"/>
+          <w:sz w:val="24"/>
+          <w:szCs w:val="24"/>
+        </w:rPr>
+        <w:t xml:space="preserve"> Substitution Principle (L), Interface Segregation Principle (I), and Dependency Inversion Principle (D) from the SOLID principles of software design. Additionally, we discuss the concept of Dependency Injection which, although not part of SOLID, is closely related to the principles discussed .</w:t>
+      </w:r>
+    </w:p>
+    <w:p>
+      <w:pPr>
+        <w:spacing w:before="100" w:beforeAutospacing="1" w:after="100" w:afterAutospacing="1" w:line="240" w:lineRule="auto"/>
+        <w:outlineLvl w:val="1"/>
+        <w:rPr>
+          <w:rFonts w:ascii="Arial" w:eastAsia="Times New Roman" w:hAnsi="Arial" w:cs="Arial"/>
+          <w:b/>
+          <w:bCs/>
+          <w:spacing w:val="2"/>
+          <w:sz w:val="36"/>
+          <w:szCs w:val="36"/>
+        </w:rPr>
+      </w:pPr>
+      <w:r>
+        <w:rPr>
+          <w:rFonts w:ascii="Arial" w:eastAsia="Times New Roman" w:hAnsi="Arial" w:cs="Arial"/>
+          <w:b/>
+          <w:bCs/>
+          <w:spacing w:val="2"/>
+          <w:sz w:val="36"/>
+          <w:szCs w:val="36"/>
+        </w:rPr>
+        <w:t>SOLID Principles Overview</w:t>
+      </w:r>
+    </w:p>
+    <w:p>
+      <w:pPr>
+        <w:numPr>
+          <w:ilvl w:val="0"/>
+          <w:numId w:val="23"/>
+        </w:numPr>
+        <w:spacing w:beforeAutospacing="1" w:after="0" w:afterAutospacing="1" w:line="240" w:lineRule="auto"/>
+        <w:rPr>
+          <w:rFonts w:ascii="Arial" w:eastAsia="Times New Roman" w:hAnsi="Arial" w:cs="Arial"/>
+          <w:spacing w:val="2"/>
+          <w:sz w:val="21"/>
+          <w:szCs w:val="21"/>
+        </w:rPr>
+      </w:pPr>
+      <w:proofErr w:type="spellStart"/>
+      <w:r>
+        <w:rPr>
+          <w:rFonts w:ascii="Arial" w:eastAsia="Times New Roman" w:hAnsi="Arial" w:cs="Arial"/>
+          <w:b/>
+          <w:bCs/>
+          <w:spacing w:val="2"/>
+          <w:sz w:val="21"/>
+          <w:szCs w:val="21"/>
+        </w:rPr>
+        <w:t>Liskov</w:t>
+      </w:r>
+      <w:proofErr w:type="spellEnd"/>
+      <w:r>
+        <w:rPr>
+          <w:rFonts w:ascii="Arial" w:eastAsia="Times New Roman" w:hAnsi="Arial" w:cs="Arial"/>
+          <w:b/>
+          <w:bCs/>
+          <w:spacing w:val="2"/>
+          <w:sz w:val="21"/>
+          <w:szCs w:val="21"/>
+        </w:rPr>
+        <w:t xml:space="preserve"> Substitution Principle (LSP):</w:t>
+      </w:r>
+      <w:r>
+        <w:rPr>
+          <w:rFonts w:ascii="Arial" w:eastAsia="Times New Roman" w:hAnsi="Arial" w:cs="Arial"/>
+          <w:spacing w:val="2"/>
+          <w:sz w:val="21"/>
+          <w:szCs w:val="21"/>
+        </w:rPr>
+        <w:t> Objects of a superclass should be replaceable with objects of subclasses without affecting the correctness of the program .</w:t>
+      </w:r>
+    </w:p>
+    <w:p>
+      <w:pPr>
+        <w:numPr>
+          <w:ilvl w:val="0"/>
+          <w:numId w:val="23"/>
+        </w:numPr>
+        <w:spacing w:beforeAutospacing="1" w:after="0" w:afterAutospacing="1" w:line="240" w:lineRule="auto"/>
+        <w:rPr>
+          <w:rFonts w:ascii="Arial" w:eastAsia="Times New Roman" w:hAnsi="Arial" w:cs="Arial"/>
+          <w:spacing w:val="2"/>
+          <w:sz w:val="21"/>
+          <w:szCs w:val="21"/>
+        </w:rPr>
+      </w:pPr>
+      <w:r>
+        <w:rPr>
+          <w:rFonts w:ascii="Arial" w:eastAsia="Times New Roman" w:hAnsi="Arial" w:cs="Arial"/>
+          <w:b/>
+          <w:bCs/>
+          <w:spacing w:val="2"/>
+          <w:sz w:val="21"/>
+          <w:szCs w:val="21"/>
+        </w:rPr>
+        <w:t>Interface Segregation Principle (ISP):</w:t>
+      </w:r>
+      <w:r>
+        <w:rPr>
+          <w:rFonts w:ascii="Arial" w:eastAsia="Times New Roman" w:hAnsi="Arial" w:cs="Arial"/>
+          <w:spacing w:val="2"/>
+          <w:sz w:val="21"/>
+          <w:szCs w:val="21"/>
+        </w:rPr>
+        <w:t> No client should be forced to depend on methods it does not use. It promotes having multiple specific interfaces over a comprehensive one .</w:t>
+      </w:r>
+    </w:p>
+    <w:p>
+      <w:pPr>
+        <w:numPr>
+          <w:ilvl w:val="0"/>
+          <w:numId w:val="23"/>
+        </w:numPr>
+        <w:spacing w:beforeAutospacing="1" w:after="0" w:afterAutospacing="1" w:line="240" w:lineRule="auto"/>
+        <w:rPr>
+          <w:rFonts w:ascii="Arial" w:eastAsia="Times New Roman" w:hAnsi="Arial" w:cs="Arial"/>
+          <w:spacing w:val="2"/>
+          <w:sz w:val="21"/>
+          <w:szCs w:val="21"/>
+        </w:rPr>
+      </w:pPr>
+      <w:r>
+        <w:rPr>
+          <w:rFonts w:ascii="Arial" w:eastAsia="Times New Roman" w:hAnsi="Arial" w:cs="Arial"/>
+          <w:b/>
+          <w:bCs/>
+          <w:spacing w:val="2"/>
+          <w:sz w:val="21"/>
+          <w:szCs w:val="21"/>
+        </w:rPr>
+        <w:lastRenderedPageBreak/>
+        <w:t>Dependency Inversion Principle (DIP):</w:t>
+      </w:r>
+      <w:r>
+        <w:rPr>
+          <w:rFonts w:ascii="Arial" w:eastAsia="Times New Roman" w:hAnsi="Arial" w:cs="Arial"/>
+          <w:spacing w:val="2"/>
+          <w:sz w:val="21"/>
+          <w:szCs w:val="21"/>
+        </w:rPr>
+        <w:t> High-level modules should not depend on low-level modules. Both should depend on abstractions .</w:t>
+      </w:r>
+    </w:p>
+    <w:p>
+      <w:pPr>
+        <w:numPr>
+          <w:ilvl w:val="0"/>
+          <w:numId w:val="23"/>
+        </w:numPr>
+        <w:spacing w:beforeAutospacing="1" w:after="0" w:afterAutospacing="1" w:line="240" w:lineRule="auto"/>
+        <w:rPr>
+          <w:rFonts w:ascii="Arial" w:eastAsia="Times New Roman" w:hAnsi="Arial" w:cs="Arial"/>
+          <w:spacing w:val="2"/>
+          <w:sz w:val="21"/>
+          <w:szCs w:val="21"/>
+        </w:rPr>
+      </w:pPr>
+      <w:r>
+        <w:rPr>
+          <w:rFonts w:ascii="Arial" w:eastAsia="Times New Roman" w:hAnsi="Arial" w:cs="Arial"/>
+          <w:b/>
+          <w:bCs/>
+          <w:spacing w:val="2"/>
+          <w:sz w:val="21"/>
+          <w:szCs w:val="21"/>
+        </w:rPr>
+        <w:t>Dependency Injection:</w:t>
+      </w:r>
+      <w:r>
+        <w:rPr>
+          <w:rFonts w:ascii="Arial" w:eastAsia="Times New Roman" w:hAnsi="Arial" w:cs="Arial"/>
+          <w:spacing w:val="2"/>
+          <w:sz w:val="21"/>
+          <w:szCs w:val="21"/>
+        </w:rPr>
+        <w:t> It is a technique to implement DIP by allowing a class to receive its dependencies from an external source rather than creating them .</w:t>
+      </w:r>
+    </w:p>
+    <w:p>
+      <w:pPr>
+        <w:spacing w:before="100" w:beforeAutospacing="1" w:after="100" w:afterAutospacing="1" w:line="240" w:lineRule="auto"/>
+        <w:outlineLvl w:val="1"/>
+        <w:rPr>
+          <w:rFonts w:ascii="Arial" w:eastAsia="Times New Roman" w:hAnsi="Arial" w:cs="Arial"/>
+          <w:b/>
+          <w:bCs/>
+          <w:spacing w:val="2"/>
+          <w:sz w:val="36"/>
+          <w:szCs w:val="36"/>
+        </w:rPr>
+      </w:pPr>
+      <w:r>
+        <w:rPr>
+          <w:rFonts w:ascii="Arial" w:eastAsia="Times New Roman" w:hAnsi="Arial" w:cs="Arial"/>
+          <w:b/>
+          <w:bCs/>
+          <w:spacing w:val="2"/>
+          <w:sz w:val="36"/>
+          <w:szCs w:val="36"/>
+        </w:rPr>
+        <w:t>Evolution of the Bird Class</w:t>
+      </w:r>
+    </w:p>
+    <w:p>
+      <w:pPr>
+        <w:spacing w:before="100" w:beforeAutospacing="1" w:after="100" w:afterAutospacing="1" w:line="240" w:lineRule="auto"/>
+        <w:outlineLvl w:val="2"/>
+        <w:rPr>
+          <w:rFonts w:ascii="Arial" w:eastAsia="Times New Roman" w:hAnsi="Arial" w:cs="Arial"/>
+          <w:b/>
+          <w:bCs/>
+          <w:spacing w:val="2"/>
+          <w:sz w:val="27"/>
+          <w:szCs w:val="27"/>
+        </w:rPr>
+      </w:pPr>
+      <w:r>
+        <w:rPr>
+          <w:rFonts w:ascii="Arial" w:eastAsia="Times New Roman" w:hAnsi="Arial" w:cs="Arial"/>
+          <w:b/>
+          <w:bCs/>
+          <w:spacing w:val="2"/>
+          <w:sz w:val="27"/>
+          <w:szCs w:val="27"/>
+        </w:rPr>
+        <w:t>Version 0</w:t>
+      </w:r>
+    </w:p>
+    <w:p>
+      <w:pPr>
+        <w:numPr>
+          <w:ilvl w:val="0"/>
+          <w:numId w:val="24"/>
+        </w:numPr>
+        <w:spacing w:before="100" w:beforeAutospacing="1" w:after="100" w:afterAutospacing="1" w:line="240" w:lineRule="auto"/>
+        <w:rPr>
+          <w:rFonts w:ascii="Arial" w:eastAsia="Times New Roman" w:hAnsi="Arial" w:cs="Arial"/>
+          <w:spacing w:val="2"/>
+          <w:sz w:val="21"/>
+          <w:szCs w:val="21"/>
+        </w:rPr>
+      </w:pPr>
+      <w:r>
+        <w:rPr>
+          <w:rFonts w:ascii="Arial" w:eastAsia="Times New Roman" w:hAnsi="Arial" w:cs="Arial"/>
+          <w:spacing w:val="2"/>
+          <w:sz w:val="21"/>
+          <w:szCs w:val="21"/>
+        </w:rPr>
+        <w:t>Initial implementation with a single Bird class having a lot of if-else statements.</w:t>
+      </w:r>
+    </w:p>
+    <w:p>
+      <w:pPr>
+        <w:numPr>
+          <w:ilvl w:val="0"/>
+          <w:numId w:val="24"/>
+        </w:numPr>
+        <w:spacing w:before="100" w:beforeAutospacing="1" w:after="100" w:afterAutospacing="1" w:line="240" w:lineRule="auto"/>
+        <w:rPr>
+          <w:rFonts w:ascii="Arial" w:eastAsia="Times New Roman" w:hAnsi="Arial" w:cs="Arial"/>
+          <w:spacing w:val="2"/>
+          <w:sz w:val="21"/>
+          <w:szCs w:val="21"/>
+        </w:rPr>
+      </w:pPr>
+      <w:r>
+        <w:rPr>
+          <w:rFonts w:ascii="Arial" w:eastAsia="Times New Roman" w:hAnsi="Arial" w:cs="Arial"/>
+          <w:spacing w:val="2"/>
+          <w:sz w:val="21"/>
+          <w:szCs w:val="21"/>
+        </w:rPr>
+        <w:t>Violated SRP and OCP because it tried to encapsulate varied behaviors in a single class.</w:t>
+      </w:r>
+    </w:p>
+    <w:p>
+      <w:pPr>
+        <w:spacing w:before="100" w:beforeAutospacing="1" w:after="100" w:afterAutospacing="1" w:line="240" w:lineRule="auto"/>
+        <w:outlineLvl w:val="2"/>
+        <w:rPr>
+          <w:rFonts w:ascii="Arial" w:eastAsia="Times New Roman" w:hAnsi="Arial" w:cs="Arial"/>
+          <w:b/>
+          <w:bCs/>
+          <w:spacing w:val="2"/>
+          <w:sz w:val="27"/>
+          <w:szCs w:val="27"/>
+        </w:rPr>
+      </w:pPr>
+      <w:r>
+        <w:rPr>
+          <w:rFonts w:ascii="Arial" w:eastAsia="Times New Roman" w:hAnsi="Arial" w:cs="Arial"/>
+          <w:b/>
+          <w:bCs/>
+          <w:spacing w:val="2"/>
+          <w:sz w:val="27"/>
+          <w:szCs w:val="27"/>
+        </w:rPr>
+        <w:t>Version 1</w:t>
+      </w:r>
+    </w:p>
+    <w:p>
+      <w:pPr>
+        <w:numPr>
+          <w:ilvl w:val="0"/>
+          <w:numId w:val="25"/>
+        </w:numPr>
+        <w:spacing w:beforeAutospacing="1" w:after="0" w:afterAutospacing="1" w:line="240" w:lineRule="auto"/>
+        <w:rPr>
+          <w:rFonts w:ascii="Arial" w:eastAsia="Times New Roman" w:hAnsi="Arial" w:cs="Arial"/>
+          <w:spacing w:val="2"/>
+          <w:sz w:val="21"/>
+          <w:szCs w:val="21"/>
+        </w:rPr>
+      </w:pPr>
+      <w:r>
+        <w:rPr>
+          <w:rFonts w:ascii="Arial" w:eastAsia="Times New Roman" w:hAnsi="Arial" w:cs="Arial"/>
+          <w:spacing w:val="2"/>
+          <w:sz w:val="21"/>
+          <w:szCs w:val="21"/>
+        </w:rPr>
+        <w:t>Reflected an improvement by dividing the </w:t>
+      </w:r>
+      <w:r>
+        <w:rPr>
+          <w:rFonts w:ascii="Courier" w:eastAsia="Times New Roman" w:hAnsi="Courier" w:cs="Courier New"/>
+          <w:spacing w:val="2"/>
+          <w:sz w:val="19"/>
+          <w:szCs w:val="19"/>
+        </w:rPr>
+        <w:t>Bird</w:t>
+      </w:r>
+      <w:r>
+        <w:rPr>
+          <w:rFonts w:ascii="Arial" w:eastAsia="Times New Roman" w:hAnsi="Arial" w:cs="Arial"/>
+          <w:spacing w:val="2"/>
+          <w:sz w:val="21"/>
+          <w:szCs w:val="21"/>
+        </w:rPr>
+        <w:t> class into subclasses like </w:t>
+      </w:r>
+      <w:r>
+        <w:rPr>
+          <w:rFonts w:ascii="Courier" w:eastAsia="Times New Roman" w:hAnsi="Courier" w:cs="Courier New"/>
+          <w:spacing w:val="2"/>
+          <w:sz w:val="19"/>
+          <w:szCs w:val="19"/>
+        </w:rPr>
+        <w:t>Pigeon</w:t>
+      </w:r>
+      <w:r>
+        <w:rPr>
+          <w:rFonts w:ascii="Arial" w:eastAsia="Times New Roman" w:hAnsi="Arial" w:cs="Arial"/>
+          <w:spacing w:val="2"/>
+          <w:sz w:val="21"/>
+          <w:szCs w:val="21"/>
+        </w:rPr>
+        <w:t>, </w:t>
+      </w:r>
+      <w:r>
+        <w:rPr>
+          <w:rFonts w:ascii="Courier" w:eastAsia="Times New Roman" w:hAnsi="Courier" w:cs="Courier New"/>
+          <w:spacing w:val="2"/>
+          <w:sz w:val="19"/>
+          <w:szCs w:val="19"/>
+        </w:rPr>
+        <w:t>Penguin</w:t>
+      </w:r>
+      <w:r>
+        <w:rPr>
+          <w:rFonts w:ascii="Arial" w:eastAsia="Times New Roman" w:hAnsi="Arial" w:cs="Arial"/>
+          <w:spacing w:val="2"/>
+          <w:sz w:val="21"/>
+          <w:szCs w:val="21"/>
+        </w:rPr>
+        <w:t>, </w:t>
+      </w:r>
+      <w:r>
+        <w:rPr>
+          <w:rFonts w:ascii="Courier" w:eastAsia="Times New Roman" w:hAnsi="Courier" w:cs="Courier New"/>
+          <w:spacing w:val="2"/>
+          <w:sz w:val="19"/>
+          <w:szCs w:val="19"/>
+        </w:rPr>
+        <w:t>Crow</w:t>
+      </w:r>
+      <w:r>
+        <w:rPr>
+          <w:rFonts w:ascii="Arial" w:eastAsia="Times New Roman" w:hAnsi="Arial" w:cs="Arial"/>
+          <w:spacing w:val="2"/>
+          <w:sz w:val="21"/>
+          <w:szCs w:val="21"/>
+        </w:rPr>
+        <w:t>, and </w:t>
+      </w:r>
+      <w:r>
+        <w:rPr>
+          <w:rFonts w:ascii="Courier" w:eastAsia="Times New Roman" w:hAnsi="Courier" w:cs="Courier New"/>
+          <w:spacing w:val="2"/>
+          <w:sz w:val="19"/>
+          <w:szCs w:val="19"/>
+        </w:rPr>
+        <w:t>Sparrow</w:t>
+      </w:r>
+      <w:r>
+        <w:rPr>
+          <w:rFonts w:ascii="Arial" w:eastAsia="Times New Roman" w:hAnsi="Arial" w:cs="Arial"/>
+          <w:spacing w:val="2"/>
+          <w:sz w:val="21"/>
+          <w:szCs w:val="21"/>
+        </w:rPr>
+        <w:t>.</w:t>
+      </w:r>
+    </w:p>
+    <w:p>
+      <w:pPr>
+        <w:numPr>
+          <w:ilvl w:val="0"/>
+          <w:numId w:val="25"/>
+        </w:numPr>
+        <w:spacing w:before="100" w:beforeAutospacing="1" w:after="100" w:afterAutospacing="1" w:line="240" w:lineRule="auto"/>
+        <w:rPr>
+          <w:rFonts w:ascii="Arial" w:eastAsia="Times New Roman" w:hAnsi="Arial" w:cs="Arial"/>
+          <w:spacing w:val="2"/>
+          <w:sz w:val="21"/>
+          <w:szCs w:val="21"/>
+        </w:rPr>
+      </w:pPr>
+      <w:r>
+        <w:rPr>
+          <w:rFonts w:ascii="Arial" w:eastAsia="Times New Roman" w:hAnsi="Arial" w:cs="Arial"/>
+          <w:spacing w:val="2"/>
+          <w:sz w:val="21"/>
+          <w:szCs w:val="21"/>
+        </w:rPr>
+        <w:t>Still had the problem where some birds can fly, and some cannot .</w:t>
+      </w:r>
+    </w:p>
+    <w:p>
+      <w:pPr>
+        <w:spacing w:before="100" w:beforeAutospacing="1" w:after="100" w:afterAutospacing="1" w:line="240" w:lineRule="auto"/>
+        <w:outlineLvl w:val="2"/>
+        <w:rPr>
+          <w:rFonts w:ascii="Arial" w:eastAsia="Times New Roman" w:hAnsi="Arial" w:cs="Arial"/>
+          <w:b/>
+          <w:bCs/>
+          <w:spacing w:val="2"/>
+          <w:sz w:val="27"/>
+          <w:szCs w:val="27"/>
+        </w:rPr>
+      </w:pPr>
+      <w:r>
+        <w:rPr>
+          <w:rFonts w:ascii="Arial" w:eastAsia="Times New Roman" w:hAnsi="Arial" w:cs="Arial"/>
+          <w:b/>
+          <w:bCs/>
+          <w:spacing w:val="2"/>
+          <w:sz w:val="27"/>
+          <w:szCs w:val="27"/>
+        </w:rPr>
+        <w:t>Solution</w:t>
+      </w:r>
+    </w:p>
+    <w:p>
+      <w:pPr>
+        <w:numPr>
+          <w:ilvl w:val="0"/>
+          <w:numId w:val="26"/>
+        </w:numPr>
+        <w:spacing w:beforeAutospacing="1" w:after="0" w:afterAutospacing="1" w:line="240" w:lineRule="auto"/>
+        <w:rPr>
+          <w:rFonts w:ascii="Arial" w:eastAsia="Times New Roman" w:hAnsi="Arial" w:cs="Arial"/>
+          <w:spacing w:val="2"/>
+          <w:sz w:val="21"/>
+          <w:szCs w:val="21"/>
+        </w:rPr>
+      </w:pPr>
+      <w:r>
+        <w:rPr>
+          <w:rFonts w:ascii="Arial" w:eastAsia="Times New Roman" w:hAnsi="Arial" w:cs="Arial"/>
+          <w:spacing w:val="2"/>
+          <w:sz w:val="21"/>
+          <w:szCs w:val="21"/>
+        </w:rPr>
+        <w:t>Introduce interfaces to represent behaviors such as </w:t>
+      </w:r>
+      <w:r>
+        <w:rPr>
+          <w:rFonts w:ascii="Courier" w:eastAsia="Times New Roman" w:hAnsi="Courier" w:cs="Courier New"/>
+          <w:spacing w:val="2"/>
+          <w:sz w:val="19"/>
+          <w:szCs w:val="19"/>
+        </w:rPr>
+        <w:t>Flyable</w:t>
+      </w:r>
+      <w:r>
+        <w:rPr>
+          <w:rFonts w:ascii="Arial" w:eastAsia="Times New Roman" w:hAnsi="Arial" w:cs="Arial"/>
+          <w:spacing w:val="2"/>
+          <w:sz w:val="21"/>
+          <w:szCs w:val="21"/>
+        </w:rPr>
+        <w:t> for birds that can fly.</w:t>
+      </w:r>
+    </w:p>
+    <w:p>
+      <w:pPr>
+        <w:spacing w:before="100" w:beforeAutospacing="1" w:after="100" w:afterAutospacing="1" w:line="240" w:lineRule="auto"/>
+        <w:outlineLvl w:val="2"/>
+        <w:rPr>
+          <w:rFonts w:ascii="Arial" w:eastAsia="Times New Roman" w:hAnsi="Arial" w:cs="Arial"/>
+          <w:b/>
+          <w:bCs/>
+          <w:spacing w:val="2"/>
+          <w:sz w:val="27"/>
+          <w:szCs w:val="27"/>
+        </w:rPr>
+      </w:pPr>
+      <w:r>
+        <w:rPr>
+          <w:rFonts w:ascii="Arial" w:eastAsia="Times New Roman" w:hAnsi="Arial" w:cs="Arial"/>
+          <w:b/>
+          <w:bCs/>
+          <w:spacing w:val="2"/>
+          <w:sz w:val="27"/>
+          <w:szCs w:val="27"/>
+        </w:rPr>
+        <w:t>Version 2</w:t>
+      </w:r>
+    </w:p>
+    <w:p>
+      <w:pPr>
+        <w:numPr>
+          <w:ilvl w:val="0"/>
+          <w:numId w:val="27"/>
+        </w:numPr>
+        <w:spacing w:beforeAutospacing="1" w:after="0" w:afterAutospacing="1" w:line="240" w:lineRule="auto"/>
+        <w:rPr>
+          <w:rFonts w:ascii="Arial" w:eastAsia="Times New Roman" w:hAnsi="Arial" w:cs="Arial"/>
+          <w:spacing w:val="2"/>
+          <w:sz w:val="21"/>
+          <w:szCs w:val="21"/>
+        </w:rPr>
+      </w:pPr>
+      <w:r>
+        <w:rPr>
+          <w:rFonts w:ascii="Arial" w:eastAsia="Times New Roman" w:hAnsi="Arial" w:cs="Arial"/>
+          <w:spacing w:val="2"/>
+          <w:sz w:val="21"/>
+          <w:szCs w:val="21"/>
+        </w:rPr>
+        <w:t>Implementation of interfaces like </w:t>
+      </w:r>
+      <w:r>
+        <w:rPr>
+          <w:rFonts w:ascii="Courier" w:eastAsia="Times New Roman" w:hAnsi="Courier" w:cs="Courier New"/>
+          <w:spacing w:val="2"/>
+          <w:sz w:val="19"/>
+          <w:szCs w:val="19"/>
+        </w:rPr>
+        <w:t>Flyable</w:t>
+      </w:r>
+      <w:r>
+        <w:rPr>
+          <w:rFonts w:ascii="Arial" w:eastAsia="Times New Roman" w:hAnsi="Arial" w:cs="Arial"/>
+          <w:spacing w:val="2"/>
+          <w:sz w:val="21"/>
+          <w:szCs w:val="21"/>
+        </w:rPr>
+        <w:t> and </w:t>
+      </w:r>
+      <w:r>
+        <w:rPr>
+          <w:rFonts w:ascii="Courier" w:eastAsia="Times New Roman" w:hAnsi="Courier" w:cs="Courier New"/>
+          <w:spacing w:val="2"/>
+          <w:sz w:val="19"/>
+          <w:szCs w:val="19"/>
+        </w:rPr>
+        <w:t>Swimmable</w:t>
+      </w:r>
+      <w:r>
+        <w:rPr>
+          <w:rFonts w:ascii="Arial" w:eastAsia="Times New Roman" w:hAnsi="Arial" w:cs="Arial"/>
+          <w:spacing w:val="2"/>
+          <w:sz w:val="21"/>
+          <w:szCs w:val="21"/>
+        </w:rPr>
+        <w:t>.</w:t>
+      </w:r>
+    </w:p>
+    <w:p>
+      <w:pPr>
+        <w:numPr>
+          <w:ilvl w:val="0"/>
+          <w:numId w:val="27"/>
+        </w:numPr>
+        <w:spacing w:beforeAutospacing="1" w:after="0" w:afterAutospacing="1" w:line="240" w:lineRule="auto"/>
+        <w:rPr>
+          <w:rFonts w:ascii="Arial" w:eastAsia="Times New Roman" w:hAnsi="Arial" w:cs="Arial"/>
+          <w:spacing w:val="2"/>
+          <w:sz w:val="21"/>
+          <w:szCs w:val="21"/>
+        </w:rPr>
+      </w:pPr>
+      <w:r>
+        <w:rPr>
+          <w:rFonts w:ascii="Arial" w:eastAsia="Times New Roman" w:hAnsi="Arial" w:cs="Arial"/>
+          <w:spacing w:val="2"/>
+          <w:sz w:val="21"/>
+          <w:szCs w:val="21"/>
+        </w:rPr>
+        <w:t>Class </w:t>
+      </w:r>
+      <w:r>
+        <w:rPr>
+          <w:rFonts w:ascii="Courier" w:eastAsia="Times New Roman" w:hAnsi="Courier" w:cs="Courier New"/>
+          <w:spacing w:val="2"/>
+          <w:sz w:val="19"/>
+          <w:szCs w:val="19"/>
+        </w:rPr>
+        <w:t>Pigeon</w:t>
+      </w:r>
+      <w:r>
+        <w:rPr>
+          <w:rFonts w:ascii="Arial" w:eastAsia="Times New Roman" w:hAnsi="Arial" w:cs="Arial"/>
+          <w:spacing w:val="2"/>
+          <w:sz w:val="21"/>
+          <w:szCs w:val="21"/>
+        </w:rPr>
+        <w:t> and other birds implement these interfaces only if they possess those abilities .</w:t>
+      </w:r>
+    </w:p>
+    <w:p>
+      <w:pPr>
+        <w:spacing w:before="100" w:beforeAutospacing="1" w:after="100" w:afterAutospacing="1" w:line="240" w:lineRule="auto"/>
+        <w:outlineLvl w:val="1"/>
+        <w:rPr>
+          <w:rFonts w:ascii="Arial" w:eastAsia="Times New Roman" w:hAnsi="Arial" w:cs="Arial"/>
+          <w:b/>
+          <w:bCs/>
+          <w:spacing w:val="2"/>
+          <w:sz w:val="36"/>
+          <w:szCs w:val="36"/>
+        </w:rPr>
+      </w:pPr>
+      <w:r>
+        <w:rPr>
+          <w:rFonts w:ascii="Arial" w:eastAsia="Times New Roman" w:hAnsi="Arial" w:cs="Arial"/>
+          <w:b/>
+          <w:bCs/>
+          <w:spacing w:val="2"/>
+          <w:sz w:val="36"/>
+          <w:szCs w:val="36"/>
+        </w:rPr>
+        <w:t>Implementing SOLID</w:t>
+      </w:r>
+    </w:p>
+    <w:p>
+      <w:pPr>
+        <w:spacing w:before="100" w:beforeAutospacing="1" w:after="100" w:afterAutospacing="1" w:line="240" w:lineRule="auto"/>
+        <w:outlineLvl w:val="2"/>
+        <w:rPr>
+          <w:rFonts w:ascii="Arial" w:eastAsia="Times New Roman" w:hAnsi="Arial" w:cs="Arial"/>
+          <w:b/>
+          <w:bCs/>
+          <w:spacing w:val="2"/>
+          <w:sz w:val="27"/>
+          <w:szCs w:val="27"/>
+        </w:rPr>
+      </w:pPr>
+      <w:proofErr w:type="spellStart"/>
+      <w:r>
+        <w:rPr>
+          <w:rFonts w:ascii="Arial" w:eastAsia="Times New Roman" w:hAnsi="Arial" w:cs="Arial"/>
+          <w:b/>
+          <w:bCs/>
+          <w:spacing w:val="2"/>
+          <w:sz w:val="27"/>
+          <w:szCs w:val="27"/>
+        </w:rPr>
+        <w:t>Liskov</w:t>
+      </w:r>
+      <w:proofErr w:type="spellEnd"/>
+      <w:r>
+        <w:rPr>
+          <w:rFonts w:ascii="Arial" w:eastAsia="Times New Roman" w:hAnsi="Arial" w:cs="Arial"/>
+          <w:b/>
+          <w:bCs/>
+          <w:spacing w:val="2"/>
+          <w:sz w:val="27"/>
+          <w:szCs w:val="27"/>
+        </w:rPr>
+        <w:t xml:space="preserve"> Substitution Principle</w:t>
+      </w:r>
+    </w:p>
+    <w:p>
+      <w:pPr>
+        <w:numPr>
+          <w:ilvl w:val="0"/>
+          <w:numId w:val="28"/>
+        </w:numPr>
+        <w:spacing w:before="100" w:beforeAutospacing="1" w:after="100" w:afterAutospacing="1" w:line="240" w:lineRule="auto"/>
+        <w:rPr>
+          <w:rFonts w:ascii="Arial" w:eastAsia="Times New Roman" w:hAnsi="Arial" w:cs="Arial"/>
+          <w:spacing w:val="2"/>
+          <w:sz w:val="21"/>
+          <w:szCs w:val="21"/>
+        </w:rPr>
+      </w:pPr>
+      <w:r>
+        <w:rPr>
+          <w:rFonts w:ascii="Arial" w:eastAsia="Times New Roman" w:hAnsi="Arial" w:cs="Arial"/>
+          <w:spacing w:val="2"/>
+          <w:sz w:val="21"/>
+          <w:szCs w:val="21"/>
+        </w:rPr>
+        <w:t>Ensure that child classes enhance, don't hinder or alter the expected functionality of the parent class .</w:t>
+      </w:r>
+    </w:p>
+    <w:p>
+      <w:pPr>
+        <w:spacing w:before="100" w:beforeAutospacing="1" w:after="100" w:afterAutospacing="1" w:line="240" w:lineRule="auto"/>
+        <w:outlineLvl w:val="2"/>
+        <w:rPr>
+          <w:rFonts w:ascii="Arial" w:eastAsia="Times New Roman" w:hAnsi="Arial" w:cs="Arial"/>
+          <w:b/>
+          <w:bCs/>
+          <w:spacing w:val="2"/>
+          <w:sz w:val="27"/>
+          <w:szCs w:val="27"/>
+        </w:rPr>
+      </w:pPr>
+      <w:r>
+        <w:rPr>
+          <w:rFonts w:ascii="Arial" w:eastAsia="Times New Roman" w:hAnsi="Arial" w:cs="Arial"/>
+          <w:b/>
+          <w:bCs/>
+          <w:spacing w:val="2"/>
+          <w:sz w:val="27"/>
+          <w:szCs w:val="27"/>
+        </w:rPr>
+        <w:t>Interface Segregation Principle</w:t>
+      </w:r>
+    </w:p>
+    <w:p>
+      <w:pPr>
+        <w:numPr>
+          <w:ilvl w:val="0"/>
+          <w:numId w:val="29"/>
+        </w:numPr>
+        <w:spacing w:before="100" w:beforeAutospacing="1" w:after="100" w:afterAutospacing="1" w:line="240" w:lineRule="auto"/>
+        <w:rPr>
+          <w:rFonts w:ascii="Arial" w:eastAsia="Times New Roman" w:hAnsi="Arial" w:cs="Arial"/>
+          <w:spacing w:val="2"/>
+          <w:sz w:val="21"/>
+          <w:szCs w:val="21"/>
+        </w:rPr>
+      </w:pPr>
+      <w:r>
+        <w:rPr>
+          <w:rFonts w:ascii="Arial" w:eastAsia="Times New Roman" w:hAnsi="Arial" w:cs="Arial"/>
+          <w:spacing w:val="2"/>
+          <w:sz w:val="21"/>
+          <w:szCs w:val="21"/>
+        </w:rPr>
+        <w:t>Keep interfaces light with ideally one function, thereby promoting flexibility and modularity.</w:t>
+      </w:r>
+    </w:p>
+    <w:p>
+      <w:pPr>
+        <w:numPr>
+          <w:ilvl w:val="0"/>
+          <w:numId w:val="29"/>
+        </w:numPr>
+        <w:spacing w:beforeAutospacing="1" w:after="0" w:afterAutospacing="1" w:line="240" w:lineRule="auto"/>
+        <w:rPr>
+          <w:rFonts w:ascii="Arial" w:eastAsia="Times New Roman" w:hAnsi="Arial" w:cs="Arial"/>
+          <w:spacing w:val="2"/>
+          <w:sz w:val="21"/>
+          <w:szCs w:val="21"/>
+        </w:rPr>
+      </w:pPr>
+      <w:r>
+        <w:rPr>
+          <w:rFonts w:ascii="Arial" w:eastAsia="Times New Roman" w:hAnsi="Arial" w:cs="Arial"/>
+          <w:spacing w:val="2"/>
+          <w:sz w:val="21"/>
+          <w:szCs w:val="21"/>
+        </w:rPr>
+        <w:t>Example: Use separate </w:t>
+      </w:r>
+      <w:r>
+        <w:rPr>
+          <w:rFonts w:ascii="Courier" w:eastAsia="Times New Roman" w:hAnsi="Courier" w:cs="Courier New"/>
+          <w:spacing w:val="2"/>
+          <w:sz w:val="19"/>
+          <w:szCs w:val="19"/>
+        </w:rPr>
+        <w:t>Flyable</w:t>
+      </w:r>
+      <w:r>
+        <w:rPr>
+          <w:rFonts w:ascii="Arial" w:eastAsia="Times New Roman" w:hAnsi="Arial" w:cs="Arial"/>
+          <w:spacing w:val="2"/>
+          <w:sz w:val="21"/>
+          <w:szCs w:val="21"/>
+        </w:rPr>
+        <w:t> and </w:t>
+      </w:r>
+      <w:r>
+        <w:rPr>
+          <w:rFonts w:ascii="Courier" w:eastAsia="Times New Roman" w:hAnsi="Courier" w:cs="Courier New"/>
+          <w:spacing w:val="2"/>
+          <w:sz w:val="19"/>
+          <w:szCs w:val="19"/>
+        </w:rPr>
+        <w:t>Dancer</w:t>
+      </w:r>
+      <w:r>
+        <w:rPr>
+          <w:rFonts w:ascii="Arial" w:eastAsia="Times New Roman" w:hAnsi="Arial" w:cs="Arial"/>
+          <w:spacing w:val="2"/>
+          <w:sz w:val="21"/>
+          <w:szCs w:val="21"/>
+        </w:rPr>
+        <w:t> interfaces rather than a combined </w:t>
+      </w:r>
+      <w:proofErr w:type="spellStart"/>
+      <w:r>
+        <w:rPr>
+          <w:rFonts w:ascii="Courier" w:eastAsia="Times New Roman" w:hAnsi="Courier" w:cs="Courier New"/>
+          <w:spacing w:val="2"/>
+          <w:sz w:val="19"/>
+          <w:szCs w:val="19"/>
+        </w:rPr>
+        <w:t>FlyDance</w:t>
+      </w:r>
+      <w:proofErr w:type="spellEnd"/>
+      <w:r>
+        <w:rPr>
+          <w:rFonts w:ascii="Arial" w:eastAsia="Times New Roman" w:hAnsi="Arial" w:cs="Arial"/>
+          <w:spacing w:val="2"/>
+          <w:sz w:val="21"/>
+          <w:szCs w:val="21"/>
+        </w:rPr>
+        <w:t> interface .</w:t>
+      </w:r>
+    </w:p>
+    <w:p>
+      <w:pPr>
+        <w:spacing w:before="100" w:beforeAutospacing="1" w:after="100" w:afterAutospacing="1" w:line="240" w:lineRule="auto"/>
+        <w:outlineLvl w:val="2"/>
+        <w:rPr>
+          <w:rFonts w:ascii="Arial" w:eastAsia="Times New Roman" w:hAnsi="Arial" w:cs="Arial"/>
+          <w:b/>
+          <w:bCs/>
+          <w:spacing w:val="2"/>
+          <w:sz w:val="27"/>
+          <w:szCs w:val="27"/>
+        </w:rPr>
+      </w:pPr>
+      <w:r>
+        <w:rPr>
+          <w:rFonts w:ascii="Arial" w:eastAsia="Times New Roman" w:hAnsi="Arial" w:cs="Arial"/>
+          <w:b/>
+          <w:bCs/>
+          <w:spacing w:val="2"/>
+          <w:sz w:val="27"/>
+          <w:szCs w:val="27"/>
+        </w:rPr>
+        <w:t>Dependency Inversion Principle</w:t>
+      </w:r>
+    </w:p>
+    <w:p>
+      <w:pPr>
+        <w:numPr>
+          <w:ilvl w:val="0"/>
+          <w:numId w:val="30"/>
+        </w:numPr>
+        <w:spacing w:before="100" w:beforeAutospacing="1" w:after="100" w:afterAutospacing="1" w:line="240" w:lineRule="auto"/>
+        <w:rPr>
+          <w:rFonts w:ascii="Arial" w:eastAsia="Times New Roman" w:hAnsi="Arial" w:cs="Arial"/>
+          <w:spacing w:val="2"/>
+          <w:sz w:val="21"/>
+          <w:szCs w:val="21"/>
+        </w:rPr>
+      </w:pPr>
+      <w:r>
+        <w:rPr>
+          <w:rFonts w:ascii="Arial" w:eastAsia="Times New Roman" w:hAnsi="Arial" w:cs="Arial"/>
+          <w:spacing w:val="2"/>
+          <w:sz w:val="21"/>
+          <w:szCs w:val="21"/>
+        </w:rPr>
+        <w:t>Avoid direct dependencies between concrete classes. Instead, rely on abstract classes or interfaces.</w:t>
+      </w:r>
+    </w:p>
+    <w:p>
+      <w:pPr>
+        <w:numPr>
+          <w:ilvl w:val="0"/>
+          <w:numId w:val="30"/>
+        </w:numPr>
+        <w:spacing w:beforeAutospacing="1" w:after="0" w:afterAutospacing="1" w:line="240" w:lineRule="auto"/>
+        <w:rPr>
+          <w:rFonts w:ascii="Arial" w:eastAsia="Times New Roman" w:hAnsi="Arial" w:cs="Arial"/>
+          <w:spacing w:val="2"/>
+          <w:sz w:val="21"/>
+          <w:szCs w:val="21"/>
+        </w:rPr>
+      </w:pPr>
+      <w:r>
+        <w:rPr>
+          <w:rFonts w:ascii="Arial" w:eastAsia="Times New Roman" w:hAnsi="Arial" w:cs="Arial"/>
+          <w:spacing w:val="2"/>
+          <w:sz w:val="21"/>
+          <w:szCs w:val="21"/>
+        </w:rPr>
+        <w:lastRenderedPageBreak/>
+        <w:t>Example: The </w:t>
+      </w:r>
+      <w:r>
+        <w:rPr>
+          <w:rFonts w:ascii="Courier" w:eastAsia="Times New Roman" w:hAnsi="Courier" w:cs="Courier New"/>
+          <w:spacing w:val="2"/>
+          <w:sz w:val="19"/>
+          <w:szCs w:val="19"/>
+        </w:rPr>
+        <w:t>Pigeon</w:t>
+      </w:r>
+      <w:r>
+        <w:rPr>
+          <w:rFonts w:ascii="Arial" w:eastAsia="Times New Roman" w:hAnsi="Arial" w:cs="Arial"/>
+          <w:spacing w:val="2"/>
+          <w:sz w:val="21"/>
+          <w:szCs w:val="21"/>
+        </w:rPr>
+        <w:t>, </w:t>
+      </w:r>
+      <w:r>
+        <w:rPr>
+          <w:rFonts w:ascii="Courier" w:eastAsia="Times New Roman" w:hAnsi="Courier" w:cs="Courier New"/>
+          <w:spacing w:val="2"/>
+          <w:sz w:val="19"/>
+          <w:szCs w:val="19"/>
+        </w:rPr>
+        <w:t>Crow</w:t>
+      </w:r>
+      <w:r>
+        <w:rPr>
+          <w:rFonts w:ascii="Arial" w:eastAsia="Times New Roman" w:hAnsi="Arial" w:cs="Arial"/>
+          <w:spacing w:val="2"/>
+          <w:sz w:val="21"/>
+          <w:szCs w:val="21"/>
+        </w:rPr>
+        <w:t>, and other flying mechanisms should implement an abstract </w:t>
+      </w:r>
+      <w:proofErr w:type="spellStart"/>
+      <w:r>
+        <w:rPr>
+          <w:rFonts w:ascii="Courier" w:eastAsia="Times New Roman" w:hAnsi="Courier" w:cs="Courier New"/>
+          <w:spacing w:val="2"/>
+          <w:sz w:val="19"/>
+          <w:szCs w:val="19"/>
+        </w:rPr>
+        <w:t>FlyingBehaviour</w:t>
+      </w:r>
+      <w:proofErr w:type="spellEnd"/>
+      <w:r>
+        <w:rPr>
+          <w:rFonts w:ascii="Arial" w:eastAsia="Times New Roman" w:hAnsi="Arial" w:cs="Arial"/>
+          <w:spacing w:val="2"/>
+          <w:sz w:val="21"/>
+          <w:szCs w:val="21"/>
+        </w:rPr>
+        <w:t> interface rather than directly depending on specific flying class implementations .</w:t>
+      </w:r>
+    </w:p>
+    <w:p>
+      <w:pPr>
+        <w:spacing w:before="100" w:beforeAutospacing="1" w:after="100" w:afterAutospacing="1" w:line="240" w:lineRule="auto"/>
+        <w:outlineLvl w:val="2"/>
+        <w:rPr>
+          <w:rFonts w:ascii="Arial" w:eastAsia="Times New Roman" w:hAnsi="Arial" w:cs="Arial"/>
+          <w:b/>
+          <w:bCs/>
+          <w:spacing w:val="2"/>
+          <w:sz w:val="27"/>
+          <w:szCs w:val="27"/>
+        </w:rPr>
+      </w:pPr>
+      <w:r>
+        <w:rPr>
+          <w:rFonts w:ascii="Arial" w:eastAsia="Times New Roman" w:hAnsi="Arial" w:cs="Arial"/>
+          <w:b/>
+          <w:bCs/>
+          <w:spacing w:val="2"/>
+          <w:sz w:val="27"/>
+          <w:szCs w:val="27"/>
+        </w:rPr>
+        <w:t>Dependency Injection</w:t>
+      </w:r>
+    </w:p>
+    <w:p>
+      <w:pPr>
+        <w:numPr>
+          <w:ilvl w:val="0"/>
+          <w:numId w:val="31"/>
+        </w:numPr>
+        <w:spacing w:beforeAutospacing="1" w:after="0" w:afterAutospacing="1" w:line="240" w:lineRule="auto"/>
+        <w:rPr>
+          <w:rFonts w:ascii="Arial" w:eastAsia="Times New Roman" w:hAnsi="Arial" w:cs="Arial"/>
+          <w:spacing w:val="2"/>
+          <w:sz w:val="21"/>
+          <w:szCs w:val="21"/>
+        </w:rPr>
+      </w:pPr>
+      <w:r>
+        <w:rPr>
+          <w:rFonts w:ascii="Arial" w:eastAsia="Times New Roman" w:hAnsi="Arial" w:cs="Arial"/>
+          <w:spacing w:val="2"/>
+          <w:sz w:val="21"/>
+          <w:szCs w:val="21"/>
+        </w:rPr>
+        <w:t>Applied to make </w:t>
+      </w:r>
+      <w:r>
+        <w:rPr>
+          <w:rFonts w:ascii="Courier" w:eastAsia="Times New Roman" w:hAnsi="Courier" w:cs="Courier New"/>
+          <w:spacing w:val="2"/>
+          <w:sz w:val="19"/>
+          <w:szCs w:val="19"/>
+        </w:rPr>
+        <w:t>Pigeon</w:t>
+      </w:r>
+      <w:r>
+        <w:rPr>
+          <w:rFonts w:ascii="Arial" w:eastAsia="Times New Roman" w:hAnsi="Arial" w:cs="Arial"/>
+          <w:spacing w:val="2"/>
+          <w:sz w:val="21"/>
+          <w:szCs w:val="21"/>
+        </w:rPr>
+        <w:t> class less rigid by injecting dependencies, allowing for extended flexibility and easy testing .</w:t>
+      </w:r>
+    </w:p>
+    <w:p>
+      <w:pPr>
+        <w:spacing w:before="100" w:beforeAutospacing="1" w:after="100" w:afterAutospacing="1" w:line="240" w:lineRule="auto"/>
+        <w:outlineLvl w:val="1"/>
+        <w:rPr>
+          <w:rFonts w:ascii="Arial" w:eastAsia="Times New Roman" w:hAnsi="Arial" w:cs="Arial"/>
+          <w:b/>
+          <w:bCs/>
+          <w:spacing w:val="2"/>
+          <w:sz w:val="36"/>
+          <w:szCs w:val="36"/>
+        </w:rPr>
+      </w:pPr>
+      <w:r>
+        <w:rPr>
+          <w:rFonts w:ascii="Arial" w:eastAsia="Times New Roman" w:hAnsi="Arial" w:cs="Arial"/>
+          <w:b/>
+          <w:bCs/>
+          <w:spacing w:val="2"/>
+          <w:sz w:val="36"/>
+          <w:szCs w:val="36"/>
+        </w:rPr>
+        <w:t>Practical Implementations</w:t>
+      </w:r>
+    </w:p>
+    <w:p>
+      <w:pPr>
+        <w:numPr>
+          <w:ilvl w:val="0"/>
+          <w:numId w:val="32"/>
+        </w:numPr>
+        <w:spacing w:before="100" w:beforeAutospacing="1" w:after="100" w:afterAutospacing="1" w:line="240" w:lineRule="auto"/>
+        <w:rPr>
+          <w:rFonts w:ascii="Arial" w:eastAsia="Times New Roman" w:hAnsi="Arial" w:cs="Arial"/>
+          <w:spacing w:val="2"/>
+          <w:sz w:val="21"/>
+          <w:szCs w:val="21"/>
+        </w:rPr>
+      </w:pPr>
+      <w:r>
+        <w:rPr>
+          <w:rFonts w:ascii="Arial" w:eastAsia="Times New Roman" w:hAnsi="Arial" w:cs="Arial"/>
+          <w:spacing w:val="2"/>
+          <w:sz w:val="21"/>
+          <w:szCs w:val="21"/>
+        </w:rPr>
+        <w:t>In the class, code refactoring was done to accommodate various principles.</w:t>
+      </w:r>
+    </w:p>
+    <w:p>
+      <w:pPr>
+        <w:numPr>
+          <w:ilvl w:val="0"/>
+          <w:numId w:val="32"/>
+        </w:numPr>
+        <w:spacing w:beforeAutospacing="1" w:after="0" w:afterAutospacing="1" w:line="240" w:lineRule="auto"/>
+        <w:rPr>
+          <w:rFonts w:ascii="Arial" w:eastAsia="Times New Roman" w:hAnsi="Arial" w:cs="Arial"/>
+          <w:spacing w:val="2"/>
+          <w:sz w:val="21"/>
+          <w:szCs w:val="21"/>
+        </w:rPr>
+      </w:pPr>
+      <w:r>
+        <w:rPr>
+          <w:rFonts w:ascii="Arial" w:eastAsia="Times New Roman" w:hAnsi="Arial" w:cs="Arial"/>
+          <w:spacing w:val="2"/>
+          <w:sz w:val="21"/>
+          <w:szCs w:val="21"/>
+        </w:rPr>
+        <w:t>Illustration through an interface </w:t>
+      </w:r>
+      <w:proofErr w:type="spellStart"/>
+      <w:r>
+        <w:rPr>
+          <w:rFonts w:ascii="Courier" w:eastAsia="Times New Roman" w:hAnsi="Courier" w:cs="Courier New"/>
+          <w:spacing w:val="2"/>
+          <w:sz w:val="19"/>
+          <w:szCs w:val="19"/>
+        </w:rPr>
+        <w:t>FlyingStrategy</w:t>
+      </w:r>
+      <w:proofErr w:type="spellEnd"/>
+      <w:r>
+        <w:rPr>
+          <w:rFonts w:ascii="Arial" w:eastAsia="Times New Roman" w:hAnsi="Arial" w:cs="Arial"/>
+          <w:spacing w:val="2"/>
+          <w:sz w:val="21"/>
+          <w:szCs w:val="21"/>
+        </w:rPr>
+        <w:t> to tie together different flying actions, reducing dependency issues .</w:t>
+      </w:r>
+    </w:p>
+    <w:p>
+      <w:pPr>
+        <w:numPr>
+          <w:ilvl w:val="0"/>
+          <w:numId w:val="32"/>
+        </w:numPr>
+        <w:spacing w:before="100" w:beforeAutospacing="1" w:after="100" w:afterAutospacing="1" w:line="240" w:lineRule="auto"/>
+        <w:rPr>
+          <w:rFonts w:ascii="Arial" w:eastAsia="Times New Roman" w:hAnsi="Arial" w:cs="Arial"/>
+          <w:spacing w:val="2"/>
+          <w:sz w:val="21"/>
+          <w:szCs w:val="21"/>
+        </w:rPr>
+      </w:pPr>
+      <w:r>
+        <w:rPr>
+          <w:rFonts w:ascii="Arial" w:eastAsia="Times New Roman" w:hAnsi="Arial" w:cs="Arial"/>
+          <w:spacing w:val="2"/>
+          <w:sz w:val="21"/>
+          <w:szCs w:val="21"/>
+        </w:rPr>
+        <w:t>Example analogies were used to explain the benefits of having a separate interface for different strategies or functions .</w:t>
+      </w:r>
+    </w:p>
+    <w:p>
+      <w:pPr>
+        <w:spacing w:before="100" w:beforeAutospacing="1" w:after="100" w:afterAutospacing="1" w:line="240" w:lineRule="auto"/>
+        <w:rPr>
+          <w:rFonts w:ascii="Arial" w:eastAsia="Times New Roman" w:hAnsi="Arial" w:cs="Arial"/>
+          <w:spacing w:val="2"/>
+          <w:sz w:val="24"/>
+          <w:szCs w:val="24"/>
+        </w:rPr>
+      </w:pPr>
+      <w:r>
+        <w:rPr>
+          <w:rFonts w:ascii="Arial" w:eastAsia="Times New Roman" w:hAnsi="Arial" w:cs="Arial"/>
+          <w:spacing w:val="2"/>
+          <w:sz w:val="24"/>
+          <w:szCs w:val="24"/>
+        </w:rPr>
+        <w:t>The session involved hands-on examples to ensure the practical understanding of these complex design principles, along with highlighting real-world analogies to solidify the grasp on these concepts.</w:t>
+      </w:r>
+    </w:p>
+    <w:p>
+      <w:pPr>
+        <w:jc w:val="both"/>
+        <w:rPr>
+          <w:rFonts w:ascii="Times New Roman" w:hAnsi="Times New Roman" w:cs="Times New Roman"/>
+          <w:sz w:val="18"/>
+          <w:szCs w:val="18"/>
+        </w:rPr>
+      </w:pPr>
     </w:p>
     <w:sectPr>
       <w:pgSz w:w="12240" w:h="15840"/>
@@ -2882,6 +4585,155 @@
     </w:lvl>
   </w:abstractNum>
   <w:abstractNum w:abstractNumId="4" w15:restartNumberingAfterBreak="0">
+    <w:nsid w:val="08572907"/>
+    <w:multiLevelType w:val="multilevel"/>
+    <w:tmpl w:val="7208F650"/>
+    <w:lvl w:ilvl="0">
+      <w:start w:val="1"/>
+      <w:numFmt w:val="bullet"/>
+      <w:lvlText w:val=""/>
+      <w:lvlJc w:val="left"/>
+      <w:pPr>
+        <w:tabs>
+          <w:tab w:val="num" w:pos="720"/>
+        </w:tabs>
+        <w:ind w:left="720" w:hanging="360"/>
+      </w:pPr>
+      <w:rPr>
+        <w:rFonts w:ascii="Symbol" w:hAnsi="Symbol" w:hint="default"/>
+        <w:sz w:val="20"/>
+      </w:rPr>
+    </w:lvl>
+    <w:lvl w:ilvl="1" w:tentative="1">
+      <w:start w:val="1"/>
+      <w:numFmt w:val="bullet"/>
+      <w:lvlText w:val="o"/>
+      <w:lvlJc w:val="left"/>
+      <w:pPr>
+        <w:tabs>
+          <w:tab w:val="num" w:pos="1440"/>
+        </w:tabs>
+        <w:ind w:left="1440" w:hanging="360"/>
+      </w:pPr>
+      <w:rPr>
+        <w:rFonts w:ascii="Courier New" w:hAnsi="Courier New" w:hint="default"/>
+        <w:sz w:val="20"/>
+      </w:rPr>
+    </w:lvl>
+    <w:lvl w:ilvl="2" w:tentative="1">
+      <w:start w:val="1"/>
+      <w:numFmt w:val="bullet"/>
+      <w:lvlText w:val=""/>
+      <w:lvlJc w:val="left"/>
+      <w:pPr>
+        <w:tabs>
+          <w:tab w:val="num" w:pos="2160"/>
+        </w:tabs>
+        <w:ind w:left="2160" w:hanging="360"/>
+      </w:pPr>
+      <w:rPr>
+        <w:rFonts w:ascii="Wingdings" w:hAnsi="Wingdings" w:hint="default"/>
+        <w:sz w:val="20"/>
+      </w:rPr>
+    </w:lvl>
+    <w:lvl w:ilvl="3" w:tentative="1">
+      <w:start w:val="1"/>
+      <w:numFmt w:val="bullet"/>
+      <w:lvlText w:val=""/>
+      <w:lvlJc w:val="left"/>
+      <w:pPr>
+        <w:tabs>
+          <w:tab w:val="num" w:pos="2880"/>
+        </w:tabs>
+        <w:ind w:left="2880" w:hanging="360"/>
+      </w:pPr>
+      <w:rPr>
+        <w:rFonts w:ascii="Wingdings" w:hAnsi="Wingdings" w:hint="default"/>
+        <w:sz w:val="20"/>
+      </w:rPr>
+    </w:lvl>
+    <w:lvl w:ilvl="4" w:tentative="1">
+      <w:start w:val="1"/>
+      <w:numFmt w:val="bullet"/>
+      <w:lvlText w:val=""/>
+      <w:lvlJc w:val="left"/>
+      <w:pPr>
+        <w:tabs>
+          <w:tab w:val="num" w:pos="3600"/>
+        </w:tabs>
+        <w:ind w:left="3600" w:hanging="360"/>
+      </w:pPr>
+      <w:rPr>
+        <w:rFonts w:ascii="Wingdings" w:hAnsi="Wingdings" w:hint="default"/>
+        <w:sz w:val="20"/>
+      </w:rPr>
+    </w:lvl>
+    <w:lvl w:ilvl="5" w:tentative="1">
+      <w:start w:val="1"/>
+      <w:numFmt w:val="bullet"/>
+      <w:lvlText w:val=""/>
+      <w:lvlJc w:val="left"/>
+      <w:pPr>
+        <w:tabs>
+          <w:tab w:val="num" w:pos="4320"/>
+        </w:tabs>
+        <w:ind w:left="4320" w:hanging="360"/>
+      </w:pPr>
+      <w:rPr>
+        <w:rFonts w:ascii="Wingdings" w:hAnsi="Wingdings" w:hint="default"/>
+        <w:sz w:val="20"/>
+      </w:rPr>
+    </w:lvl>
+    <w:lvl w:ilvl="6" w:tentative="1">
+      <w:start w:val="1"/>
+      <w:numFmt w:val="bullet"/>
+      <w:lvlText w:val=""/>
+      <w:lvlJc w:val="left"/>
+      <w:pPr>
+        <w:tabs>
+          <w:tab w:val="num" w:pos="5040"/>
+        </w:tabs>
+        <w:ind w:left="5040" w:hanging="360"/>
+      </w:pPr>
+      <w:rPr>
+        <w:rFonts w:ascii="Wingdings" w:hAnsi="Wingdings" w:hint="default"/>
+        <w:sz w:val="20"/>
+      </w:rPr>
+    </w:lvl>
+    <w:lvl w:ilvl="7" w:tentative="1">
+      <w:start w:val="1"/>
+      <w:numFmt w:val="bullet"/>
+      <w:lvlText w:val=""/>
+      <w:lvlJc w:val="left"/>
+      <w:pPr>
+        <w:tabs>
+          <w:tab w:val="num" w:pos="5760"/>
+        </w:tabs>
+        <w:ind w:left="5760" w:hanging="360"/>
+      </w:pPr>
+      <w:rPr>
+        <w:rFonts w:ascii="Wingdings" w:hAnsi="Wingdings" w:hint="default"/>
+        <w:sz w:val="20"/>
+      </w:rPr>
+    </w:lvl>
+    <w:lvl w:ilvl="8" w:tentative="1">
+      <w:start w:val="1"/>
+      <w:numFmt w:val="bullet"/>
+      <w:lvlText w:val=""/>
+      <w:lvlJc w:val="left"/>
+      <w:pPr>
+        <w:tabs>
+          <w:tab w:val="num" w:pos="6480"/>
+        </w:tabs>
+        <w:ind w:left="6480" w:hanging="360"/>
+      </w:pPr>
+      <w:rPr>
+        <w:rFonts w:ascii="Wingdings" w:hAnsi="Wingdings" w:hint="default"/>
+        <w:sz w:val="20"/>
+      </w:rPr>
+    </w:lvl>
+  </w:abstractNum>
+  <w:abstractNum w:abstractNumId="5" w15:restartNumberingAfterBreak="0">
     <w:nsid w:val="093453E8"/>
     <w:multiLevelType w:val="hybridMultilevel"/>
     <w:tmpl w:val="417A316E"/>
@@ -2994,7 +4846,7 @@
       </w:rPr>
     </w:lvl>
   </w:abstractNum>
-  <w:abstractNum w:abstractNumId="5" w15:restartNumberingAfterBreak="0">
+  <w:abstractNum w:abstractNumId="6" w15:restartNumberingAfterBreak="0">
     <w:nsid w:val="0B54559F"/>
     <w:multiLevelType w:val="hybridMultilevel"/>
     <w:tmpl w:val="DABE2396"/>
@@ -3107,7 +4959,7 @@
       </w:rPr>
     </w:lvl>
   </w:abstractNum>
-  <w:abstractNum w:abstractNumId="6" w15:restartNumberingAfterBreak="0">
+  <w:abstractNum w:abstractNumId="7" w15:restartNumberingAfterBreak="0">
     <w:nsid w:val="134F5FE0"/>
     <w:multiLevelType w:val="hybridMultilevel"/>
     <w:tmpl w:val="B52288C4"/>
@@ -3220,7 +5072,7 @@
       </w:rPr>
     </w:lvl>
   </w:abstractNum>
-  <w:abstractNum w:abstractNumId="7" w15:restartNumberingAfterBreak="0">
+  <w:abstractNum w:abstractNumId="8" w15:restartNumberingAfterBreak="0">
     <w:nsid w:val="1703002D"/>
     <w:multiLevelType w:val="hybridMultilevel"/>
     <w:tmpl w:val="ED685FA0"/>
@@ -3333,7 +5185,156 @@
       </w:rPr>
     </w:lvl>
   </w:abstractNum>
-  <w:abstractNum w:abstractNumId="8" w15:restartNumberingAfterBreak="0">
+  <w:abstractNum w:abstractNumId="9" w15:restartNumberingAfterBreak="0">
+    <w:nsid w:val="1BAA7A37"/>
+    <w:multiLevelType w:val="multilevel"/>
+    <w:tmpl w:val="E280DFFC"/>
+    <w:lvl w:ilvl="0">
+      <w:start w:val="1"/>
+      <w:numFmt w:val="bullet"/>
+      <w:lvlText w:val=""/>
+      <w:lvlJc w:val="left"/>
+      <w:pPr>
+        <w:tabs>
+          <w:tab w:val="num" w:pos="720"/>
+        </w:tabs>
+        <w:ind w:left="720" w:hanging="360"/>
+      </w:pPr>
+      <w:rPr>
+        <w:rFonts w:ascii="Symbol" w:hAnsi="Symbol" w:hint="default"/>
+        <w:sz w:val="20"/>
+      </w:rPr>
+    </w:lvl>
+    <w:lvl w:ilvl="1" w:tentative="1">
+      <w:start w:val="1"/>
+      <w:numFmt w:val="bullet"/>
+      <w:lvlText w:val="o"/>
+      <w:lvlJc w:val="left"/>
+      <w:pPr>
+        <w:tabs>
+          <w:tab w:val="num" w:pos="1440"/>
+        </w:tabs>
+        <w:ind w:left="1440" w:hanging="360"/>
+      </w:pPr>
+      <w:rPr>
+        <w:rFonts w:ascii="Courier New" w:hAnsi="Courier New" w:hint="default"/>
+        <w:sz w:val="20"/>
+      </w:rPr>
+    </w:lvl>
+    <w:lvl w:ilvl="2" w:tentative="1">
+      <w:start w:val="1"/>
+      <w:numFmt w:val="bullet"/>
+      <w:lvlText w:val=""/>
+      <w:lvlJc w:val="left"/>
+      <w:pPr>
+        <w:tabs>
+          <w:tab w:val="num" w:pos="2160"/>
+        </w:tabs>
+        <w:ind w:left="2160" w:hanging="360"/>
+      </w:pPr>
+      <w:rPr>
+        <w:rFonts w:ascii="Wingdings" w:hAnsi="Wingdings" w:hint="default"/>
+        <w:sz w:val="20"/>
+      </w:rPr>
+    </w:lvl>
+    <w:lvl w:ilvl="3" w:tentative="1">
+      <w:start w:val="1"/>
+      <w:numFmt w:val="bullet"/>
+      <w:lvlText w:val=""/>
+      <w:lvlJc w:val="left"/>
+      <w:pPr>
+        <w:tabs>
+          <w:tab w:val="num" w:pos="2880"/>
+        </w:tabs>
+        <w:ind w:left="2880" w:hanging="360"/>
+      </w:pPr>
+      <w:rPr>
+        <w:rFonts w:ascii="Wingdings" w:hAnsi="Wingdings" w:hint="default"/>
+        <w:sz w:val="20"/>
+      </w:rPr>
+    </w:lvl>
+    <w:lvl w:ilvl="4" w:tentative="1">
+      <w:start w:val="1"/>
+      <w:numFmt w:val="bullet"/>
+      <w:lvlText w:val=""/>
+      <w:lvlJc w:val="left"/>
+      <w:pPr>
+        <w:tabs>
+          <w:tab w:val="num" w:pos="3600"/>
+        </w:tabs>
+        <w:ind w:left="3600" w:hanging="360"/>
+      </w:pPr>
+      <w:rPr>
+        <w:rFonts w:ascii="Wingdings" w:hAnsi="Wingdings" w:hint="default"/>
+        <w:sz w:val="20"/>
+      </w:rPr>
+    </w:lvl>
+    <w:lvl w:ilvl="5" w:tentative="1">
+      <w:start w:val="1"/>
+      <w:numFmt w:val="bullet"/>
+      <w:lvlText w:val=""/>
+      <w:lvlJc w:val="left"/>
+      <w:pPr>
+        <w:tabs>
+          <w:tab w:val="num" w:pos="4320"/>
+        </w:tabs>
+        <w:ind w:left="4320" w:hanging="360"/>
+      </w:pPr>
+      <w:rPr>
+        <w:rFonts w:ascii="Wingdings" w:hAnsi="Wingdings" w:hint="default"/>
+        <w:sz w:val="20"/>
+      </w:rPr>
+    </w:lvl>
+    <w:lvl w:ilvl="6" w:tentative="1">
+      <w:start w:val="1"/>
+      <w:numFmt w:val="bullet"/>
+      <w:lvlText w:val=""/>
+      <w:lvlJc w:val="left"/>
+      <w:pPr>
+        <w:tabs>
+          <w:tab w:val="num" w:pos="5040"/>
+        </w:tabs>
+        <w:ind w:left="5040" w:hanging="360"/>
+      </w:pPr>
+      <w:rPr>
+        <w:rFonts w:ascii="Wingdings" w:hAnsi="Wingdings" w:hint="default"/>
+        <w:sz w:val="20"/>
+      </w:rPr>
+    </w:lvl>
+    <w:lvl w:ilvl="7" w:tentative="1">
+      <w:start w:val="1"/>
+      <w:numFmt w:val="bullet"/>
+      <w:lvlText w:val=""/>
+      <w:lvlJc w:val="left"/>
+      <w:pPr>
+        <w:tabs>
+          <w:tab w:val="num" w:pos="5760"/>
+        </w:tabs>
+        <w:ind w:left="5760" w:hanging="360"/>
+      </w:pPr>
+      <w:rPr>
+        <w:rFonts w:ascii="Wingdings" w:hAnsi="Wingdings" w:hint="default"/>
+        <w:sz w:val="20"/>
+      </w:rPr>
+    </w:lvl>
+    <w:lvl w:ilvl="8" w:tentative="1">
+      <w:start w:val="1"/>
+      <w:numFmt w:val="bullet"/>
+      <w:lvlText w:val=""/>
+      <w:lvlJc w:val="left"/>
+      <w:pPr>
+        <w:tabs>
+          <w:tab w:val="num" w:pos="6480"/>
+        </w:tabs>
+        <w:ind w:left="6480" w:hanging="360"/>
+      </w:pPr>
+      <w:rPr>
+        <w:rFonts w:ascii="Wingdings" w:hAnsi="Wingdings" w:hint="default"/>
+        <w:sz w:val="20"/>
+      </w:rPr>
+    </w:lvl>
+  </w:abstractNum>
+  <w:abstractNum w:abstractNumId="10" w15:restartNumberingAfterBreak="0">
     <w:nsid w:val="264A1581"/>
     <w:multiLevelType w:val="hybridMultilevel"/>
     <w:tmpl w:val="721E6104"/>
@@ -3446,7 +5447,7 @@
       </w:rPr>
     </w:lvl>
   </w:abstractNum>
-  <w:abstractNum w:abstractNumId="9" w15:restartNumberingAfterBreak="0">
+  <w:abstractNum w:abstractNumId="11" w15:restartNumberingAfterBreak="0">
     <w:nsid w:val="264B3BC9"/>
     <w:multiLevelType w:val="hybridMultilevel"/>
     <w:tmpl w:val="1824961A"/>
@@ -3535,7 +5536,7 @@
       </w:pPr>
     </w:lvl>
   </w:abstractNum>
-  <w:abstractNum w:abstractNumId="10" w15:restartNumberingAfterBreak="0">
+  <w:abstractNum w:abstractNumId="12" w15:restartNumberingAfterBreak="0">
     <w:nsid w:val="27675733"/>
     <w:multiLevelType w:val="hybridMultilevel"/>
     <w:tmpl w:val="264EE24E"/>
@@ -3648,7 +5649,120 @@
       </w:rPr>
     </w:lvl>
   </w:abstractNum>
-  <w:abstractNum w:abstractNumId="11" w15:restartNumberingAfterBreak="0">
+  <w:abstractNum w:abstractNumId="13" w15:restartNumberingAfterBreak="0">
+    <w:nsid w:val="2A664E60"/>
+    <w:multiLevelType w:val="hybridMultilevel"/>
+    <w:tmpl w:val="00A8992A"/>
+    <w:lvl w:ilvl="0" w:tplc="04090001">
+      <w:start w:val="1"/>
+      <w:numFmt w:val="bullet"/>
+      <w:lvlText w:val=""/>
+      <w:lvlJc w:val="left"/>
+      <w:pPr>
+        <w:ind w:left="720" w:hanging="360"/>
+      </w:pPr>
+      <w:rPr>
+        <w:rFonts w:ascii="Symbol" w:hAnsi="Symbol" w:hint="default"/>
+      </w:rPr>
+    </w:lvl>
+    <w:lvl w:ilvl="1" w:tplc="04090003">
+      <w:start w:val="1"/>
+      <w:numFmt w:val="bullet"/>
+      <w:lvlText w:val="o"/>
+      <w:lvlJc w:val="left"/>
+      <w:pPr>
+        <w:ind w:left="1440" w:hanging="360"/>
+      </w:pPr>
+      <w:rPr>
+        <w:rFonts w:ascii="Courier New" w:hAnsi="Courier New" w:cs="Courier New" w:hint="default"/>
+      </w:rPr>
+    </w:lvl>
+    <w:lvl w:ilvl="2" w:tplc="04090005">
+      <w:start w:val="1"/>
+      <w:numFmt w:val="bullet"/>
+      <w:lvlText w:val=""/>
+      <w:lvlJc w:val="left"/>
+      <w:pPr>
+        <w:ind w:left="2160" w:hanging="360"/>
+      </w:pPr>
+      <w:rPr>
+        <w:rFonts w:ascii="Wingdings" w:hAnsi="Wingdings" w:hint="default"/>
+      </w:rPr>
+    </w:lvl>
+    <w:lvl w:ilvl="3" w:tplc="04090001" w:tentative="1">
+      <w:start w:val="1"/>
+      <w:numFmt w:val="bullet"/>
+      <w:lvlText w:val=""/>
+      <w:lvlJc w:val="left"/>
+      <w:pPr>
+        <w:ind w:left="2880" w:hanging="360"/>
+      </w:pPr>
+      <w:rPr>
+        <w:rFonts w:ascii="Symbol" w:hAnsi="Symbol" w:hint="default"/>
+      </w:rPr>
+    </w:lvl>
+    <w:lvl w:ilvl="4" w:tplc="04090003" w:tentative="1">
+      <w:start w:val="1"/>
+      <w:numFmt w:val="bullet"/>
+      <w:lvlText w:val="o"/>
+      <w:lvlJc w:val="left"/>
+      <w:pPr>
+        <w:ind w:left="3600" w:hanging="360"/>
+      </w:pPr>
+      <w:rPr>
+        <w:rFonts w:ascii="Courier New" w:hAnsi="Courier New" w:cs="Courier New" w:hint="default"/>
+      </w:rPr>
+    </w:lvl>
+    <w:lvl w:ilvl="5" w:tplc="04090005" w:tentative="1">
+      <w:start w:val="1"/>
+      <w:numFmt w:val="bullet"/>
+      <w:lvlText w:val=""/>
+      <w:lvlJc w:val="left"/>
+      <w:pPr>
+        <w:ind w:left="4320" w:hanging="360"/>
+      </w:pPr>
+      <w:rPr>
+        <w:rFonts w:ascii="Wingdings" w:hAnsi="Wingdings" w:hint="default"/>
+      </w:rPr>
+    </w:lvl>
+    <w:lvl w:ilvl="6" w:tplc="04090001" w:tentative="1">
+      <w:start w:val="1"/>
+      <w:numFmt w:val="bullet"/>
+      <w:lvlText w:val=""/>
+      <w:lvlJc w:val="left"/>
+      <w:pPr>
+        <w:ind w:left="5040" w:hanging="360"/>
+      </w:pPr>
+      <w:rPr>
+        <w:rFonts w:ascii="Symbol" w:hAnsi="Symbol" w:hint="default"/>
+      </w:rPr>
+    </w:lvl>
+    <w:lvl w:ilvl="7" w:tplc="04090003" w:tentative="1">
+      <w:start w:val="1"/>
+      <w:numFmt w:val="bullet"/>
+      <w:lvlText w:val="o"/>
+      <w:lvlJc w:val="left"/>
+      <w:pPr>
+        <w:ind w:left="5760" w:hanging="360"/>
+      </w:pPr>
+      <w:rPr>
+        <w:rFonts w:ascii="Courier New" w:hAnsi="Courier New" w:cs="Courier New" w:hint="default"/>
+      </w:rPr>
+    </w:lvl>
+    <w:lvl w:ilvl="8" w:tplc="04090005" w:tentative="1">
+      <w:start w:val="1"/>
+      <w:numFmt w:val="bullet"/>
+      <w:lvlText w:val=""/>
+      <w:lvlJc w:val="left"/>
+      <w:pPr>
+        <w:ind w:left="6480" w:hanging="360"/>
+      </w:pPr>
+      <w:rPr>
+        <w:rFonts w:ascii="Wingdings" w:hAnsi="Wingdings" w:hint="default"/>
+      </w:rPr>
+    </w:lvl>
+  </w:abstractNum>
+  <w:abstractNum w:abstractNumId="14" w15:restartNumberingAfterBreak="0">
     <w:nsid w:val="2D251347"/>
     <w:multiLevelType w:val="hybridMultilevel"/>
     <w:tmpl w:val="9282FCCA"/>
@@ -3761,7 +5875,7 @@
       </w:rPr>
     </w:lvl>
   </w:abstractNum>
-  <w:abstractNum w:abstractNumId="12" w15:restartNumberingAfterBreak="0">
+  <w:abstractNum w:abstractNumId="15" w15:restartNumberingAfterBreak="0">
     <w:nsid w:val="2E46784A"/>
     <w:multiLevelType w:val="hybridMultilevel"/>
     <w:tmpl w:val="EA02CF68"/>
@@ -3874,7 +5988,7 @@
       </w:rPr>
     </w:lvl>
   </w:abstractNum>
-  <w:abstractNum w:abstractNumId="13" w15:restartNumberingAfterBreak="0">
+  <w:abstractNum w:abstractNumId="16" w15:restartNumberingAfterBreak="0">
     <w:nsid w:val="2E6932AA"/>
     <w:multiLevelType w:val="hybridMultilevel"/>
     <w:tmpl w:val="D82EEF22"/>
@@ -3987,7 +6101,156 @@
       </w:rPr>
     </w:lvl>
   </w:abstractNum>
-  <w:abstractNum w:abstractNumId="14" w15:restartNumberingAfterBreak="0">
+  <w:abstractNum w:abstractNumId="17" w15:restartNumberingAfterBreak="0">
+    <w:nsid w:val="340C6094"/>
+    <w:multiLevelType w:val="multilevel"/>
+    <w:tmpl w:val="B2167AAE"/>
+    <w:lvl w:ilvl="0">
+      <w:start w:val="1"/>
+      <w:numFmt w:val="bullet"/>
+      <w:lvlText w:val=""/>
+      <w:lvlJc w:val="left"/>
+      <w:pPr>
+        <w:tabs>
+          <w:tab w:val="num" w:pos="720"/>
+        </w:tabs>
+        <w:ind w:left="720" w:hanging="360"/>
+      </w:pPr>
+      <w:rPr>
+        <w:rFonts w:ascii="Symbol" w:hAnsi="Symbol" w:hint="default"/>
+        <w:sz w:val="20"/>
+      </w:rPr>
+    </w:lvl>
+    <w:lvl w:ilvl="1" w:tentative="1">
+      <w:start w:val="1"/>
+      <w:numFmt w:val="bullet"/>
+      <w:lvlText w:val="o"/>
+      <w:lvlJc w:val="left"/>
+      <w:pPr>
+        <w:tabs>
+          <w:tab w:val="num" w:pos="1440"/>
+        </w:tabs>
+        <w:ind w:left="1440" w:hanging="360"/>
+      </w:pPr>
+      <w:rPr>
+        <w:rFonts w:ascii="Courier New" w:hAnsi="Courier New" w:hint="default"/>
+        <w:sz w:val="20"/>
+      </w:rPr>
+    </w:lvl>
+    <w:lvl w:ilvl="2" w:tentative="1">
+      <w:start w:val="1"/>
+      <w:numFmt w:val="bullet"/>
+      <w:lvlText w:val=""/>
+      <w:lvlJc w:val="left"/>
+      <w:pPr>
+        <w:tabs>
+          <w:tab w:val="num" w:pos="2160"/>
+        </w:tabs>
+        <w:ind w:left="2160" w:hanging="360"/>
+      </w:pPr>
+      <w:rPr>
+        <w:rFonts w:ascii="Wingdings" w:hAnsi="Wingdings" w:hint="default"/>
+        <w:sz w:val="20"/>
+      </w:rPr>
+    </w:lvl>
+    <w:lvl w:ilvl="3" w:tentative="1">
+      <w:start w:val="1"/>
+      <w:numFmt w:val="bullet"/>
+      <w:lvlText w:val=""/>
+      <w:lvlJc w:val="left"/>
+      <w:pPr>
+        <w:tabs>
+          <w:tab w:val="num" w:pos="2880"/>
+        </w:tabs>
+        <w:ind w:left="2880" w:hanging="360"/>
+      </w:pPr>
+      <w:rPr>
+        <w:rFonts w:ascii="Wingdings" w:hAnsi="Wingdings" w:hint="default"/>
+        <w:sz w:val="20"/>
+      </w:rPr>
+    </w:lvl>
+    <w:lvl w:ilvl="4" w:tentative="1">
+      <w:start w:val="1"/>
+      <w:numFmt w:val="bullet"/>
+      <w:lvlText w:val=""/>
+      <w:lvlJc w:val="left"/>
+      <w:pPr>
+        <w:tabs>
+          <w:tab w:val="num" w:pos="3600"/>
+        </w:tabs>
+        <w:ind w:left="3600" w:hanging="360"/>
+      </w:pPr>
+      <w:rPr>
+        <w:rFonts w:ascii="Wingdings" w:hAnsi="Wingdings" w:hint="default"/>
+        <w:sz w:val="20"/>
+      </w:rPr>
+    </w:lvl>
+    <w:lvl w:ilvl="5" w:tentative="1">
+      <w:start w:val="1"/>
+      <w:numFmt w:val="bullet"/>
+      <w:lvlText w:val=""/>
+      <w:lvlJc w:val="left"/>
+      <w:pPr>
+        <w:tabs>
+          <w:tab w:val="num" w:pos="4320"/>
+        </w:tabs>
+        <w:ind w:left="4320" w:hanging="360"/>
+      </w:pPr>
+      <w:rPr>
+        <w:rFonts w:ascii="Wingdings" w:hAnsi="Wingdings" w:hint="default"/>
+        <w:sz w:val="20"/>
+      </w:rPr>
+    </w:lvl>
+    <w:lvl w:ilvl="6" w:tentative="1">
+      <w:start w:val="1"/>
+      <w:numFmt w:val="bullet"/>
+      <w:lvlText w:val=""/>
+      <w:lvlJc w:val="left"/>
+      <w:pPr>
+        <w:tabs>
+          <w:tab w:val="num" w:pos="5040"/>
+        </w:tabs>
+        <w:ind w:left="5040" w:hanging="360"/>
+      </w:pPr>
+      <w:rPr>
+        <w:rFonts w:ascii="Wingdings" w:hAnsi="Wingdings" w:hint="default"/>
+        <w:sz w:val="20"/>
+      </w:rPr>
+    </w:lvl>
+    <w:lvl w:ilvl="7" w:tentative="1">
+      <w:start w:val="1"/>
+      <w:numFmt w:val="bullet"/>
+      <w:lvlText w:val=""/>
+      <w:lvlJc w:val="left"/>
+      <w:pPr>
+        <w:tabs>
+          <w:tab w:val="num" w:pos="5760"/>
+        </w:tabs>
+        <w:ind w:left="5760" w:hanging="360"/>
+      </w:pPr>
+      <w:rPr>
+        <w:rFonts w:ascii="Wingdings" w:hAnsi="Wingdings" w:hint="default"/>
+        <w:sz w:val="20"/>
+      </w:rPr>
+    </w:lvl>
+    <w:lvl w:ilvl="8" w:tentative="1">
+      <w:start w:val="1"/>
+      <w:numFmt w:val="bullet"/>
+      <w:lvlText w:val=""/>
+      <w:lvlJc w:val="left"/>
+      <w:pPr>
+        <w:tabs>
+          <w:tab w:val="num" w:pos="6480"/>
+        </w:tabs>
+        <w:ind w:left="6480" w:hanging="360"/>
+      </w:pPr>
+      <w:rPr>
+        <w:rFonts w:ascii="Wingdings" w:hAnsi="Wingdings" w:hint="default"/>
+        <w:sz w:val="20"/>
+      </w:rPr>
+    </w:lvl>
+  </w:abstractNum>
+  <w:abstractNum w:abstractNumId="18" w15:restartNumberingAfterBreak="0">
     <w:nsid w:val="35E95D10"/>
     <w:multiLevelType w:val="hybridMultilevel"/>
     <w:tmpl w:val="1558425C"/>
@@ -4100,7 +6363,603 @@
       </w:rPr>
     </w:lvl>
   </w:abstractNum>
-  <w:abstractNum w:abstractNumId="15" w15:restartNumberingAfterBreak="0">
+  <w:abstractNum w:abstractNumId="19" w15:restartNumberingAfterBreak="0">
+    <w:nsid w:val="36EE78D8"/>
+    <w:multiLevelType w:val="multilevel"/>
+    <w:tmpl w:val="B70CDD30"/>
+    <w:lvl w:ilvl="0">
+      <w:start w:val="1"/>
+      <w:numFmt w:val="bullet"/>
+      <w:lvlText w:val=""/>
+      <w:lvlJc w:val="left"/>
+      <w:pPr>
+        <w:tabs>
+          <w:tab w:val="num" w:pos="720"/>
+        </w:tabs>
+        <w:ind w:left="720" w:hanging="360"/>
+      </w:pPr>
+      <w:rPr>
+        <w:rFonts w:ascii="Symbol" w:hAnsi="Symbol" w:hint="default"/>
+        <w:sz w:val="20"/>
+      </w:rPr>
+    </w:lvl>
+    <w:lvl w:ilvl="1" w:tentative="1">
+      <w:start w:val="1"/>
+      <w:numFmt w:val="bullet"/>
+      <w:lvlText w:val="o"/>
+      <w:lvlJc w:val="left"/>
+      <w:pPr>
+        <w:tabs>
+          <w:tab w:val="num" w:pos="1440"/>
+        </w:tabs>
+        <w:ind w:left="1440" w:hanging="360"/>
+      </w:pPr>
+      <w:rPr>
+        <w:rFonts w:ascii="Courier New" w:hAnsi="Courier New" w:hint="default"/>
+        <w:sz w:val="20"/>
+      </w:rPr>
+    </w:lvl>
+    <w:lvl w:ilvl="2" w:tentative="1">
+      <w:start w:val="1"/>
+      <w:numFmt w:val="bullet"/>
+      <w:lvlText w:val=""/>
+      <w:lvlJc w:val="left"/>
+      <w:pPr>
+        <w:tabs>
+          <w:tab w:val="num" w:pos="2160"/>
+        </w:tabs>
+        <w:ind w:left="2160" w:hanging="360"/>
+      </w:pPr>
+      <w:rPr>
+        <w:rFonts w:ascii="Wingdings" w:hAnsi="Wingdings" w:hint="default"/>
+        <w:sz w:val="20"/>
+      </w:rPr>
+    </w:lvl>
+    <w:lvl w:ilvl="3" w:tentative="1">
+      <w:start w:val="1"/>
+      <w:numFmt w:val="bullet"/>
+      <w:lvlText w:val=""/>
+      <w:lvlJc w:val="left"/>
+      <w:pPr>
+        <w:tabs>
+          <w:tab w:val="num" w:pos="2880"/>
+        </w:tabs>
+        <w:ind w:left="2880" w:hanging="360"/>
+      </w:pPr>
+      <w:rPr>
+        <w:rFonts w:ascii="Wingdings" w:hAnsi="Wingdings" w:hint="default"/>
+        <w:sz w:val="20"/>
+      </w:rPr>
+    </w:lvl>
+    <w:lvl w:ilvl="4" w:tentative="1">
+      <w:start w:val="1"/>
+      <w:numFmt w:val="bullet"/>
+      <w:lvlText w:val=""/>
+      <w:lvlJc w:val="left"/>
+      <w:pPr>
+        <w:tabs>
+          <w:tab w:val="num" w:pos="3600"/>
+        </w:tabs>
+        <w:ind w:left="3600" w:hanging="360"/>
+      </w:pPr>
+      <w:rPr>
+        <w:rFonts w:ascii="Wingdings" w:hAnsi="Wingdings" w:hint="default"/>
+        <w:sz w:val="20"/>
+      </w:rPr>
+    </w:lvl>
+    <w:lvl w:ilvl="5" w:tentative="1">
+      <w:start w:val="1"/>
+      <w:numFmt w:val="bullet"/>
+      <w:lvlText w:val=""/>
+      <w:lvlJc w:val="left"/>
+      <w:pPr>
+        <w:tabs>
+          <w:tab w:val="num" w:pos="4320"/>
+        </w:tabs>
+        <w:ind w:left="4320" w:hanging="360"/>
+      </w:pPr>
+      <w:rPr>
+        <w:rFonts w:ascii="Wingdings" w:hAnsi="Wingdings" w:hint="default"/>
+        <w:sz w:val="20"/>
+      </w:rPr>
+    </w:lvl>
+    <w:lvl w:ilvl="6" w:tentative="1">
+      <w:start w:val="1"/>
+      <w:numFmt w:val="bullet"/>
+      <w:lvlText w:val=""/>
+      <w:lvlJc w:val="left"/>
+      <w:pPr>
+        <w:tabs>
+          <w:tab w:val="num" w:pos="5040"/>
+        </w:tabs>
+        <w:ind w:left="5040" w:hanging="360"/>
+      </w:pPr>
+      <w:rPr>
+        <w:rFonts w:ascii="Wingdings" w:hAnsi="Wingdings" w:hint="default"/>
+        <w:sz w:val="20"/>
+      </w:rPr>
+    </w:lvl>
+    <w:lvl w:ilvl="7" w:tentative="1">
+      <w:start w:val="1"/>
+      <w:numFmt w:val="bullet"/>
+      <w:lvlText w:val=""/>
+      <w:lvlJc w:val="left"/>
+      <w:pPr>
+        <w:tabs>
+          <w:tab w:val="num" w:pos="5760"/>
+        </w:tabs>
+        <w:ind w:left="5760" w:hanging="360"/>
+      </w:pPr>
+      <w:rPr>
+        <w:rFonts w:ascii="Wingdings" w:hAnsi="Wingdings" w:hint="default"/>
+        <w:sz w:val="20"/>
+      </w:rPr>
+    </w:lvl>
+    <w:lvl w:ilvl="8" w:tentative="1">
+      <w:start w:val="1"/>
+      <w:numFmt w:val="bullet"/>
+      <w:lvlText w:val=""/>
+      <w:lvlJc w:val="left"/>
+      <w:pPr>
+        <w:tabs>
+          <w:tab w:val="num" w:pos="6480"/>
+        </w:tabs>
+        <w:ind w:left="6480" w:hanging="360"/>
+      </w:pPr>
+      <w:rPr>
+        <w:rFonts w:ascii="Wingdings" w:hAnsi="Wingdings" w:hint="default"/>
+        <w:sz w:val="20"/>
+      </w:rPr>
+    </w:lvl>
+  </w:abstractNum>
+  <w:abstractNum w:abstractNumId="20" w15:restartNumberingAfterBreak="0">
+    <w:nsid w:val="37753583"/>
+    <w:multiLevelType w:val="multilevel"/>
+    <w:tmpl w:val="47142F08"/>
+    <w:lvl w:ilvl="0">
+      <w:start w:val="1"/>
+      <w:numFmt w:val="bullet"/>
+      <w:lvlText w:val=""/>
+      <w:lvlJc w:val="left"/>
+      <w:pPr>
+        <w:tabs>
+          <w:tab w:val="num" w:pos="720"/>
+        </w:tabs>
+        <w:ind w:left="720" w:hanging="360"/>
+      </w:pPr>
+      <w:rPr>
+        <w:rFonts w:ascii="Symbol" w:hAnsi="Symbol" w:hint="default"/>
+        <w:sz w:val="20"/>
+      </w:rPr>
+    </w:lvl>
+    <w:lvl w:ilvl="1" w:tentative="1">
+      <w:start w:val="1"/>
+      <w:numFmt w:val="bullet"/>
+      <w:lvlText w:val="o"/>
+      <w:lvlJc w:val="left"/>
+      <w:pPr>
+        <w:tabs>
+          <w:tab w:val="num" w:pos="1440"/>
+        </w:tabs>
+        <w:ind w:left="1440" w:hanging="360"/>
+      </w:pPr>
+      <w:rPr>
+        <w:rFonts w:ascii="Courier New" w:hAnsi="Courier New" w:hint="default"/>
+        <w:sz w:val="20"/>
+      </w:rPr>
+    </w:lvl>
+    <w:lvl w:ilvl="2" w:tentative="1">
+      <w:start w:val="1"/>
+      <w:numFmt w:val="bullet"/>
+      <w:lvlText w:val=""/>
+      <w:lvlJc w:val="left"/>
+      <w:pPr>
+        <w:tabs>
+          <w:tab w:val="num" w:pos="2160"/>
+        </w:tabs>
+        <w:ind w:left="2160" w:hanging="360"/>
+      </w:pPr>
+      <w:rPr>
+        <w:rFonts w:ascii="Wingdings" w:hAnsi="Wingdings" w:hint="default"/>
+        <w:sz w:val="20"/>
+      </w:rPr>
+    </w:lvl>
+    <w:lvl w:ilvl="3" w:tentative="1">
+      <w:start w:val="1"/>
+      <w:numFmt w:val="bullet"/>
+      <w:lvlText w:val=""/>
+      <w:lvlJc w:val="left"/>
+      <w:pPr>
+        <w:tabs>
+          <w:tab w:val="num" w:pos="2880"/>
+        </w:tabs>
+        <w:ind w:left="2880" w:hanging="360"/>
+      </w:pPr>
+      <w:rPr>
+        <w:rFonts w:ascii="Wingdings" w:hAnsi="Wingdings" w:hint="default"/>
+        <w:sz w:val="20"/>
+      </w:rPr>
+    </w:lvl>
+    <w:lvl w:ilvl="4" w:tentative="1">
+      <w:start w:val="1"/>
+      <w:numFmt w:val="bullet"/>
+      <w:lvlText w:val=""/>
+      <w:lvlJc w:val="left"/>
+      <w:pPr>
+        <w:tabs>
+          <w:tab w:val="num" w:pos="3600"/>
+        </w:tabs>
+        <w:ind w:left="3600" w:hanging="360"/>
+      </w:pPr>
+      <w:rPr>
+        <w:rFonts w:ascii="Wingdings" w:hAnsi="Wingdings" w:hint="default"/>
+        <w:sz w:val="20"/>
+      </w:rPr>
+    </w:lvl>
+    <w:lvl w:ilvl="5" w:tentative="1">
+      <w:start w:val="1"/>
+      <w:numFmt w:val="bullet"/>
+      <w:lvlText w:val=""/>
+      <w:lvlJc w:val="left"/>
+      <w:pPr>
+        <w:tabs>
+          <w:tab w:val="num" w:pos="4320"/>
+        </w:tabs>
+        <w:ind w:left="4320" w:hanging="360"/>
+      </w:pPr>
+      <w:rPr>
+        <w:rFonts w:ascii="Wingdings" w:hAnsi="Wingdings" w:hint="default"/>
+        <w:sz w:val="20"/>
+      </w:rPr>
+    </w:lvl>
+    <w:lvl w:ilvl="6" w:tentative="1">
+      <w:start w:val="1"/>
+      <w:numFmt w:val="bullet"/>
+      <w:lvlText w:val=""/>
+      <w:lvlJc w:val="left"/>
+      <w:pPr>
+        <w:tabs>
+          <w:tab w:val="num" w:pos="5040"/>
+        </w:tabs>
+        <w:ind w:left="5040" w:hanging="360"/>
+      </w:pPr>
+      <w:rPr>
+        <w:rFonts w:ascii="Wingdings" w:hAnsi="Wingdings" w:hint="default"/>
+        <w:sz w:val="20"/>
+      </w:rPr>
+    </w:lvl>
+    <w:lvl w:ilvl="7" w:tentative="1">
+      <w:start w:val="1"/>
+      <w:numFmt w:val="bullet"/>
+      <w:lvlText w:val=""/>
+      <w:lvlJc w:val="left"/>
+      <w:pPr>
+        <w:tabs>
+          <w:tab w:val="num" w:pos="5760"/>
+        </w:tabs>
+        <w:ind w:left="5760" w:hanging="360"/>
+      </w:pPr>
+      <w:rPr>
+        <w:rFonts w:ascii="Wingdings" w:hAnsi="Wingdings" w:hint="default"/>
+        <w:sz w:val="20"/>
+      </w:rPr>
+    </w:lvl>
+    <w:lvl w:ilvl="8" w:tentative="1">
+      <w:start w:val="1"/>
+      <w:numFmt w:val="bullet"/>
+      <w:lvlText w:val=""/>
+      <w:lvlJc w:val="left"/>
+      <w:pPr>
+        <w:tabs>
+          <w:tab w:val="num" w:pos="6480"/>
+        </w:tabs>
+        <w:ind w:left="6480" w:hanging="360"/>
+      </w:pPr>
+      <w:rPr>
+        <w:rFonts w:ascii="Wingdings" w:hAnsi="Wingdings" w:hint="default"/>
+        <w:sz w:val="20"/>
+      </w:rPr>
+    </w:lvl>
+  </w:abstractNum>
+  <w:abstractNum w:abstractNumId="21" w15:restartNumberingAfterBreak="0">
+    <w:nsid w:val="42950A48"/>
+    <w:multiLevelType w:val="multilevel"/>
+    <w:tmpl w:val="374A6D1C"/>
+    <w:lvl w:ilvl="0">
+      <w:start w:val="1"/>
+      <w:numFmt w:val="bullet"/>
+      <w:lvlText w:val=""/>
+      <w:lvlJc w:val="left"/>
+      <w:pPr>
+        <w:tabs>
+          <w:tab w:val="num" w:pos="720"/>
+        </w:tabs>
+        <w:ind w:left="720" w:hanging="360"/>
+      </w:pPr>
+      <w:rPr>
+        <w:rFonts w:ascii="Symbol" w:hAnsi="Symbol" w:hint="default"/>
+        <w:sz w:val="20"/>
+      </w:rPr>
+    </w:lvl>
+    <w:lvl w:ilvl="1" w:tentative="1">
+      <w:start w:val="1"/>
+      <w:numFmt w:val="bullet"/>
+      <w:lvlText w:val="o"/>
+      <w:lvlJc w:val="left"/>
+      <w:pPr>
+        <w:tabs>
+          <w:tab w:val="num" w:pos="1440"/>
+        </w:tabs>
+        <w:ind w:left="1440" w:hanging="360"/>
+      </w:pPr>
+      <w:rPr>
+        <w:rFonts w:ascii="Courier New" w:hAnsi="Courier New" w:hint="default"/>
+        <w:sz w:val="20"/>
+      </w:rPr>
+    </w:lvl>
+    <w:lvl w:ilvl="2" w:tentative="1">
+      <w:start w:val="1"/>
+      <w:numFmt w:val="bullet"/>
+      <w:lvlText w:val=""/>
+      <w:lvlJc w:val="left"/>
+      <w:pPr>
+        <w:tabs>
+          <w:tab w:val="num" w:pos="2160"/>
+        </w:tabs>
+        <w:ind w:left="2160" w:hanging="360"/>
+      </w:pPr>
+      <w:rPr>
+        <w:rFonts w:ascii="Wingdings" w:hAnsi="Wingdings" w:hint="default"/>
+        <w:sz w:val="20"/>
+      </w:rPr>
+    </w:lvl>
+    <w:lvl w:ilvl="3" w:tentative="1">
+      <w:start w:val="1"/>
+      <w:numFmt w:val="bullet"/>
+      <w:lvlText w:val=""/>
+      <w:lvlJc w:val="left"/>
+      <w:pPr>
+        <w:tabs>
+          <w:tab w:val="num" w:pos="2880"/>
+        </w:tabs>
+        <w:ind w:left="2880" w:hanging="360"/>
+      </w:pPr>
+      <w:rPr>
+        <w:rFonts w:ascii="Wingdings" w:hAnsi="Wingdings" w:hint="default"/>
+        <w:sz w:val="20"/>
+      </w:rPr>
+    </w:lvl>
+    <w:lvl w:ilvl="4" w:tentative="1">
+      <w:start w:val="1"/>
+      <w:numFmt w:val="bullet"/>
+      <w:lvlText w:val=""/>
+      <w:lvlJc w:val="left"/>
+      <w:pPr>
+        <w:tabs>
+          <w:tab w:val="num" w:pos="3600"/>
+        </w:tabs>
+        <w:ind w:left="3600" w:hanging="360"/>
+      </w:pPr>
+      <w:rPr>
+        <w:rFonts w:ascii="Wingdings" w:hAnsi="Wingdings" w:hint="default"/>
+        <w:sz w:val="20"/>
+      </w:rPr>
+    </w:lvl>
+    <w:lvl w:ilvl="5" w:tentative="1">
+      <w:start w:val="1"/>
+      <w:numFmt w:val="bullet"/>
+      <w:lvlText w:val=""/>
+      <w:lvlJc w:val="left"/>
+      <w:pPr>
+        <w:tabs>
+          <w:tab w:val="num" w:pos="4320"/>
+        </w:tabs>
+        <w:ind w:left="4320" w:hanging="360"/>
+      </w:pPr>
+      <w:rPr>
+        <w:rFonts w:ascii="Wingdings" w:hAnsi="Wingdings" w:hint="default"/>
+        <w:sz w:val="20"/>
+      </w:rPr>
+    </w:lvl>
+    <w:lvl w:ilvl="6" w:tentative="1">
+      <w:start w:val="1"/>
+      <w:numFmt w:val="bullet"/>
+      <w:lvlText w:val=""/>
+      <w:lvlJc w:val="left"/>
+      <w:pPr>
+        <w:tabs>
+          <w:tab w:val="num" w:pos="5040"/>
+        </w:tabs>
+        <w:ind w:left="5040" w:hanging="360"/>
+      </w:pPr>
+      <w:rPr>
+        <w:rFonts w:ascii="Wingdings" w:hAnsi="Wingdings" w:hint="default"/>
+        <w:sz w:val="20"/>
+      </w:rPr>
+    </w:lvl>
+    <w:lvl w:ilvl="7" w:tentative="1">
+      <w:start w:val="1"/>
+      <w:numFmt w:val="bullet"/>
+      <w:lvlText w:val=""/>
+      <w:lvlJc w:val="left"/>
+      <w:pPr>
+        <w:tabs>
+          <w:tab w:val="num" w:pos="5760"/>
+        </w:tabs>
+        <w:ind w:left="5760" w:hanging="360"/>
+      </w:pPr>
+      <w:rPr>
+        <w:rFonts w:ascii="Wingdings" w:hAnsi="Wingdings" w:hint="default"/>
+        <w:sz w:val="20"/>
+      </w:rPr>
+    </w:lvl>
+    <w:lvl w:ilvl="8" w:tentative="1">
+      <w:start w:val="1"/>
+      <w:numFmt w:val="bullet"/>
+      <w:lvlText w:val=""/>
+      <w:lvlJc w:val="left"/>
+      <w:pPr>
+        <w:tabs>
+          <w:tab w:val="num" w:pos="6480"/>
+        </w:tabs>
+        <w:ind w:left="6480" w:hanging="360"/>
+      </w:pPr>
+      <w:rPr>
+        <w:rFonts w:ascii="Wingdings" w:hAnsi="Wingdings" w:hint="default"/>
+        <w:sz w:val="20"/>
+      </w:rPr>
+    </w:lvl>
+  </w:abstractNum>
+  <w:abstractNum w:abstractNumId="22" w15:restartNumberingAfterBreak="0">
+    <w:nsid w:val="57756159"/>
+    <w:multiLevelType w:val="multilevel"/>
+    <w:tmpl w:val="AAF62522"/>
+    <w:lvl w:ilvl="0">
+      <w:start w:val="1"/>
+      <w:numFmt w:val="bullet"/>
+      <w:lvlText w:val=""/>
+      <w:lvlJc w:val="left"/>
+      <w:pPr>
+        <w:tabs>
+          <w:tab w:val="num" w:pos="720"/>
+        </w:tabs>
+        <w:ind w:left="720" w:hanging="360"/>
+      </w:pPr>
+      <w:rPr>
+        <w:rFonts w:ascii="Symbol" w:hAnsi="Symbol" w:hint="default"/>
+        <w:sz w:val="20"/>
+      </w:rPr>
+    </w:lvl>
+    <w:lvl w:ilvl="1" w:tentative="1">
+      <w:start w:val="1"/>
+      <w:numFmt w:val="bullet"/>
+      <w:lvlText w:val="o"/>
+      <w:lvlJc w:val="left"/>
+      <w:pPr>
+        <w:tabs>
+          <w:tab w:val="num" w:pos="1440"/>
+        </w:tabs>
+        <w:ind w:left="1440" w:hanging="360"/>
+      </w:pPr>
+      <w:rPr>
+        <w:rFonts w:ascii="Courier New" w:hAnsi="Courier New" w:hint="default"/>
+        <w:sz w:val="20"/>
+      </w:rPr>
+    </w:lvl>
+    <w:lvl w:ilvl="2" w:tentative="1">
+      <w:start w:val="1"/>
+      <w:numFmt w:val="bullet"/>
+      <w:lvlText w:val=""/>
+      <w:lvlJc w:val="left"/>
+      <w:pPr>
+        <w:tabs>
+          <w:tab w:val="num" w:pos="2160"/>
+        </w:tabs>
+        <w:ind w:left="2160" w:hanging="360"/>
+      </w:pPr>
+      <w:rPr>
+        <w:rFonts w:ascii="Wingdings" w:hAnsi="Wingdings" w:hint="default"/>
+        <w:sz w:val="20"/>
+      </w:rPr>
+    </w:lvl>
+    <w:lvl w:ilvl="3" w:tentative="1">
+      <w:start w:val="1"/>
+      <w:numFmt w:val="bullet"/>
+      <w:lvlText w:val=""/>
+      <w:lvlJc w:val="left"/>
+      <w:pPr>
+        <w:tabs>
+          <w:tab w:val="num" w:pos="2880"/>
+        </w:tabs>
+        <w:ind w:left="2880" w:hanging="360"/>
+      </w:pPr>
+      <w:rPr>
+        <w:rFonts w:ascii="Wingdings" w:hAnsi="Wingdings" w:hint="default"/>
+        <w:sz w:val="20"/>
+      </w:rPr>
+    </w:lvl>
+    <w:lvl w:ilvl="4" w:tentative="1">
+      <w:start w:val="1"/>
+      <w:numFmt w:val="bullet"/>
+      <w:lvlText w:val=""/>
+      <w:lvlJc w:val="left"/>
+      <w:pPr>
+        <w:tabs>
+          <w:tab w:val="num" w:pos="3600"/>
+        </w:tabs>
+        <w:ind w:left="3600" w:hanging="360"/>
+      </w:pPr>
+      <w:rPr>
+        <w:rFonts w:ascii="Wingdings" w:hAnsi="Wingdings" w:hint="default"/>
+        <w:sz w:val="20"/>
+      </w:rPr>
+    </w:lvl>
+    <w:lvl w:ilvl="5" w:tentative="1">
+      <w:start w:val="1"/>
+      <w:numFmt w:val="bullet"/>
+      <w:lvlText w:val=""/>
+      <w:lvlJc w:val="left"/>
+      <w:pPr>
+        <w:tabs>
+          <w:tab w:val="num" w:pos="4320"/>
+        </w:tabs>
+        <w:ind w:left="4320" w:hanging="360"/>
+      </w:pPr>
+      <w:rPr>
+        <w:rFonts w:ascii="Wingdings" w:hAnsi="Wingdings" w:hint="default"/>
+        <w:sz w:val="20"/>
+      </w:rPr>
+    </w:lvl>
+    <w:lvl w:ilvl="6" w:tentative="1">
+      <w:start w:val="1"/>
+      <w:numFmt w:val="bullet"/>
+      <w:lvlText w:val=""/>
+      <w:lvlJc w:val="left"/>
+      <w:pPr>
+        <w:tabs>
+          <w:tab w:val="num" w:pos="5040"/>
+        </w:tabs>
+        <w:ind w:left="5040" w:hanging="360"/>
+      </w:pPr>
+      <w:rPr>
+        <w:rFonts w:ascii="Wingdings" w:hAnsi="Wingdings" w:hint="default"/>
+        <w:sz w:val="20"/>
+      </w:rPr>
+    </w:lvl>
+    <w:lvl w:ilvl="7" w:tentative="1">
+      <w:start w:val="1"/>
+      <w:numFmt w:val="bullet"/>
+      <w:lvlText w:val=""/>
+      <w:lvlJc w:val="left"/>
+      <w:pPr>
+        <w:tabs>
+          <w:tab w:val="num" w:pos="5760"/>
+        </w:tabs>
+        <w:ind w:left="5760" w:hanging="360"/>
+      </w:pPr>
+      <w:rPr>
+        <w:rFonts w:ascii="Wingdings" w:hAnsi="Wingdings" w:hint="default"/>
+        <w:sz w:val="20"/>
+      </w:rPr>
+    </w:lvl>
+    <w:lvl w:ilvl="8" w:tentative="1">
+      <w:start w:val="1"/>
+      <w:numFmt w:val="bullet"/>
+      <w:lvlText w:val=""/>
+      <w:lvlJc w:val="left"/>
+      <w:pPr>
+        <w:tabs>
+          <w:tab w:val="num" w:pos="6480"/>
+        </w:tabs>
+        <w:ind w:left="6480" w:hanging="360"/>
+      </w:pPr>
+      <w:rPr>
+        <w:rFonts w:ascii="Wingdings" w:hAnsi="Wingdings" w:hint="default"/>
+        <w:sz w:val="20"/>
+      </w:rPr>
+    </w:lvl>
+  </w:abstractNum>
+  <w:abstractNum w:abstractNumId="23" w15:restartNumberingAfterBreak="0">
     <w:nsid w:val="59BE1F31"/>
     <w:multiLevelType w:val="hybridMultilevel"/>
     <w:tmpl w:val="32520452"/>
@@ -4213,7 +7072,156 @@
       </w:rPr>
     </w:lvl>
   </w:abstractNum>
-  <w:abstractNum w:abstractNumId="16" w15:restartNumberingAfterBreak="0">
+  <w:abstractNum w:abstractNumId="24" w15:restartNumberingAfterBreak="0">
+    <w:nsid w:val="5C3C2B42"/>
+    <w:multiLevelType w:val="multilevel"/>
+    <w:tmpl w:val="8EAC08E8"/>
+    <w:lvl w:ilvl="0">
+      <w:start w:val="1"/>
+      <w:numFmt w:val="bullet"/>
+      <w:lvlText w:val=""/>
+      <w:lvlJc w:val="left"/>
+      <w:pPr>
+        <w:tabs>
+          <w:tab w:val="num" w:pos="720"/>
+        </w:tabs>
+        <w:ind w:left="720" w:hanging="360"/>
+      </w:pPr>
+      <w:rPr>
+        <w:rFonts w:ascii="Symbol" w:hAnsi="Symbol" w:hint="default"/>
+        <w:sz w:val="20"/>
+      </w:rPr>
+    </w:lvl>
+    <w:lvl w:ilvl="1" w:tentative="1">
+      <w:start w:val="1"/>
+      <w:numFmt w:val="bullet"/>
+      <w:lvlText w:val="o"/>
+      <w:lvlJc w:val="left"/>
+      <w:pPr>
+        <w:tabs>
+          <w:tab w:val="num" w:pos="1440"/>
+        </w:tabs>
+        <w:ind w:left="1440" w:hanging="360"/>
+      </w:pPr>
+      <w:rPr>
+        <w:rFonts w:ascii="Courier New" w:hAnsi="Courier New" w:hint="default"/>
+        <w:sz w:val="20"/>
+      </w:rPr>
+    </w:lvl>
+    <w:lvl w:ilvl="2" w:tentative="1">
+      <w:start w:val="1"/>
+      <w:numFmt w:val="bullet"/>
+      <w:lvlText w:val=""/>
+      <w:lvlJc w:val="left"/>
+      <w:pPr>
+        <w:tabs>
+          <w:tab w:val="num" w:pos="2160"/>
+        </w:tabs>
+        <w:ind w:left="2160" w:hanging="360"/>
+      </w:pPr>
+      <w:rPr>
+        <w:rFonts w:ascii="Wingdings" w:hAnsi="Wingdings" w:hint="default"/>
+        <w:sz w:val="20"/>
+      </w:rPr>
+    </w:lvl>
+    <w:lvl w:ilvl="3" w:tentative="1">
+      <w:start w:val="1"/>
+      <w:numFmt w:val="bullet"/>
+      <w:lvlText w:val=""/>
+      <w:lvlJc w:val="left"/>
+      <w:pPr>
+        <w:tabs>
+          <w:tab w:val="num" w:pos="2880"/>
+        </w:tabs>
+        <w:ind w:left="2880" w:hanging="360"/>
+      </w:pPr>
+      <w:rPr>
+        <w:rFonts w:ascii="Wingdings" w:hAnsi="Wingdings" w:hint="default"/>
+        <w:sz w:val="20"/>
+      </w:rPr>
+    </w:lvl>
+    <w:lvl w:ilvl="4" w:tentative="1">
+      <w:start w:val="1"/>
+      <w:numFmt w:val="bullet"/>
+      <w:lvlText w:val=""/>
+      <w:lvlJc w:val="left"/>
+      <w:pPr>
+        <w:tabs>
+          <w:tab w:val="num" w:pos="3600"/>
+        </w:tabs>
+        <w:ind w:left="3600" w:hanging="360"/>
+      </w:pPr>
+      <w:rPr>
+        <w:rFonts w:ascii="Wingdings" w:hAnsi="Wingdings" w:hint="default"/>
+        <w:sz w:val="20"/>
+      </w:rPr>
+    </w:lvl>
+    <w:lvl w:ilvl="5" w:tentative="1">
+      <w:start w:val="1"/>
+      <w:numFmt w:val="bullet"/>
+      <w:lvlText w:val=""/>
+      <w:lvlJc w:val="left"/>
+      <w:pPr>
+        <w:tabs>
+          <w:tab w:val="num" w:pos="4320"/>
+        </w:tabs>
+        <w:ind w:left="4320" w:hanging="360"/>
+      </w:pPr>
+      <w:rPr>
+        <w:rFonts w:ascii="Wingdings" w:hAnsi="Wingdings" w:hint="default"/>
+        <w:sz w:val="20"/>
+      </w:rPr>
+    </w:lvl>
+    <w:lvl w:ilvl="6" w:tentative="1">
+      <w:start w:val="1"/>
+      <w:numFmt w:val="bullet"/>
+      <w:lvlText w:val=""/>
+      <w:lvlJc w:val="left"/>
+      <w:pPr>
+        <w:tabs>
+          <w:tab w:val="num" w:pos="5040"/>
+        </w:tabs>
+        <w:ind w:left="5040" w:hanging="360"/>
+      </w:pPr>
+      <w:rPr>
+        <w:rFonts w:ascii="Wingdings" w:hAnsi="Wingdings" w:hint="default"/>
+        <w:sz w:val="20"/>
+      </w:rPr>
+    </w:lvl>
+    <w:lvl w:ilvl="7" w:tentative="1">
+      <w:start w:val="1"/>
+      <w:numFmt w:val="bullet"/>
+      <w:lvlText w:val=""/>
+      <w:lvlJc w:val="left"/>
+      <w:pPr>
+        <w:tabs>
+          <w:tab w:val="num" w:pos="5760"/>
+        </w:tabs>
+        <w:ind w:left="5760" w:hanging="360"/>
+      </w:pPr>
+      <w:rPr>
+        <w:rFonts w:ascii="Wingdings" w:hAnsi="Wingdings" w:hint="default"/>
+        <w:sz w:val="20"/>
+      </w:rPr>
+    </w:lvl>
+    <w:lvl w:ilvl="8" w:tentative="1">
+      <w:start w:val="1"/>
+      <w:numFmt w:val="bullet"/>
+      <w:lvlText w:val=""/>
+      <w:lvlJc w:val="left"/>
+      <w:pPr>
+        <w:tabs>
+          <w:tab w:val="num" w:pos="6480"/>
+        </w:tabs>
+        <w:ind w:left="6480" w:hanging="360"/>
+      </w:pPr>
+      <w:rPr>
+        <w:rFonts w:ascii="Wingdings" w:hAnsi="Wingdings" w:hint="default"/>
+        <w:sz w:val="20"/>
+      </w:rPr>
+    </w:lvl>
+  </w:abstractNum>
+  <w:abstractNum w:abstractNumId="25" w15:restartNumberingAfterBreak="0">
     <w:nsid w:val="67BC7227"/>
     <w:multiLevelType w:val="hybridMultilevel"/>
     <w:tmpl w:val="359AAC64"/>
@@ -4326,7 +7334,156 @@
       </w:rPr>
     </w:lvl>
   </w:abstractNum>
-  <w:abstractNum w:abstractNumId="17" w15:restartNumberingAfterBreak="0">
+  <w:abstractNum w:abstractNumId="26" w15:restartNumberingAfterBreak="0">
+    <w:nsid w:val="69105B37"/>
+    <w:multiLevelType w:val="multilevel"/>
+    <w:tmpl w:val="5016D270"/>
+    <w:lvl w:ilvl="0">
+      <w:start w:val="1"/>
+      <w:numFmt w:val="bullet"/>
+      <w:lvlText w:val=""/>
+      <w:lvlJc w:val="left"/>
+      <w:pPr>
+        <w:tabs>
+          <w:tab w:val="num" w:pos="720"/>
+        </w:tabs>
+        <w:ind w:left="720" w:hanging="360"/>
+      </w:pPr>
+      <w:rPr>
+        <w:rFonts w:ascii="Symbol" w:hAnsi="Symbol" w:hint="default"/>
+        <w:sz w:val="20"/>
+      </w:rPr>
+    </w:lvl>
+    <w:lvl w:ilvl="1" w:tentative="1">
+      <w:start w:val="1"/>
+      <w:numFmt w:val="bullet"/>
+      <w:lvlText w:val="o"/>
+      <w:lvlJc w:val="left"/>
+      <w:pPr>
+        <w:tabs>
+          <w:tab w:val="num" w:pos="1440"/>
+        </w:tabs>
+        <w:ind w:left="1440" w:hanging="360"/>
+      </w:pPr>
+      <w:rPr>
+        <w:rFonts w:ascii="Courier New" w:hAnsi="Courier New" w:hint="default"/>
+        <w:sz w:val="20"/>
+      </w:rPr>
+    </w:lvl>
+    <w:lvl w:ilvl="2" w:tentative="1">
+      <w:start w:val="1"/>
+      <w:numFmt w:val="bullet"/>
+      <w:lvlText w:val=""/>
+      <w:lvlJc w:val="left"/>
+      <w:pPr>
+        <w:tabs>
+          <w:tab w:val="num" w:pos="2160"/>
+        </w:tabs>
+        <w:ind w:left="2160" w:hanging="360"/>
+      </w:pPr>
+      <w:rPr>
+        <w:rFonts w:ascii="Wingdings" w:hAnsi="Wingdings" w:hint="default"/>
+        <w:sz w:val="20"/>
+      </w:rPr>
+    </w:lvl>
+    <w:lvl w:ilvl="3" w:tentative="1">
+      <w:start w:val="1"/>
+      <w:numFmt w:val="bullet"/>
+      <w:lvlText w:val=""/>
+      <w:lvlJc w:val="left"/>
+      <w:pPr>
+        <w:tabs>
+          <w:tab w:val="num" w:pos="2880"/>
+        </w:tabs>
+        <w:ind w:left="2880" w:hanging="360"/>
+      </w:pPr>
+      <w:rPr>
+        <w:rFonts w:ascii="Wingdings" w:hAnsi="Wingdings" w:hint="default"/>
+        <w:sz w:val="20"/>
+      </w:rPr>
+    </w:lvl>
+    <w:lvl w:ilvl="4" w:tentative="1">
+      <w:start w:val="1"/>
+      <w:numFmt w:val="bullet"/>
+      <w:lvlText w:val=""/>
+      <w:lvlJc w:val="left"/>
+      <w:pPr>
+        <w:tabs>
+          <w:tab w:val="num" w:pos="3600"/>
+        </w:tabs>
+        <w:ind w:left="3600" w:hanging="360"/>
+      </w:pPr>
+      <w:rPr>
+        <w:rFonts w:ascii="Wingdings" w:hAnsi="Wingdings" w:hint="default"/>
+        <w:sz w:val="20"/>
+      </w:rPr>
+    </w:lvl>
+    <w:lvl w:ilvl="5" w:tentative="1">
+      <w:start w:val="1"/>
+      <w:numFmt w:val="bullet"/>
+      <w:lvlText w:val=""/>
+      <w:lvlJc w:val="left"/>
+      <w:pPr>
+        <w:tabs>
+          <w:tab w:val="num" w:pos="4320"/>
+        </w:tabs>
+        <w:ind w:left="4320" w:hanging="360"/>
+      </w:pPr>
+      <w:rPr>
+        <w:rFonts w:ascii="Wingdings" w:hAnsi="Wingdings" w:hint="default"/>
+        <w:sz w:val="20"/>
+      </w:rPr>
+    </w:lvl>
+    <w:lvl w:ilvl="6" w:tentative="1">
+      <w:start w:val="1"/>
+      <w:numFmt w:val="bullet"/>
+      <w:lvlText w:val=""/>
+      <w:lvlJc w:val="left"/>
+      <w:pPr>
+        <w:tabs>
+          <w:tab w:val="num" w:pos="5040"/>
+        </w:tabs>
+        <w:ind w:left="5040" w:hanging="360"/>
+      </w:pPr>
+      <w:rPr>
+        <w:rFonts w:ascii="Wingdings" w:hAnsi="Wingdings" w:hint="default"/>
+        <w:sz w:val="20"/>
+      </w:rPr>
+    </w:lvl>
+    <w:lvl w:ilvl="7" w:tentative="1">
+      <w:start w:val="1"/>
+      <w:numFmt w:val="bullet"/>
+      <w:lvlText w:val=""/>
+      <w:lvlJc w:val="left"/>
+      <w:pPr>
+        <w:tabs>
+          <w:tab w:val="num" w:pos="5760"/>
+        </w:tabs>
+        <w:ind w:left="5760" w:hanging="360"/>
+      </w:pPr>
+      <w:rPr>
+        <w:rFonts w:ascii="Wingdings" w:hAnsi="Wingdings" w:hint="default"/>
+        <w:sz w:val="20"/>
+      </w:rPr>
+    </w:lvl>
+    <w:lvl w:ilvl="8" w:tentative="1">
+      <w:start w:val="1"/>
+      <w:numFmt w:val="bullet"/>
+      <w:lvlText w:val=""/>
+      <w:lvlJc w:val="left"/>
+      <w:pPr>
+        <w:tabs>
+          <w:tab w:val="num" w:pos="6480"/>
+        </w:tabs>
+        <w:ind w:left="6480" w:hanging="360"/>
+      </w:pPr>
+      <w:rPr>
+        <w:rFonts w:ascii="Wingdings" w:hAnsi="Wingdings" w:hint="default"/>
+        <w:sz w:val="20"/>
+      </w:rPr>
+    </w:lvl>
+  </w:abstractNum>
+  <w:abstractNum w:abstractNumId="27" w15:restartNumberingAfterBreak="0">
     <w:nsid w:val="6B5C0277"/>
     <w:multiLevelType w:val="hybridMultilevel"/>
     <w:tmpl w:val="90C673DC"/>
@@ -4412,7 +7569,156 @@
       </w:pPr>
     </w:lvl>
   </w:abstractNum>
-  <w:abstractNum w:abstractNumId="18" w15:restartNumberingAfterBreak="0">
+  <w:abstractNum w:abstractNumId="28" w15:restartNumberingAfterBreak="0">
+    <w:nsid w:val="6D1A4D87"/>
+    <w:multiLevelType w:val="multilevel"/>
+    <w:tmpl w:val="DDBCF26E"/>
+    <w:lvl w:ilvl="0">
+      <w:start w:val="1"/>
+      <w:numFmt w:val="bullet"/>
+      <w:lvlText w:val=""/>
+      <w:lvlJc w:val="left"/>
+      <w:pPr>
+        <w:tabs>
+          <w:tab w:val="num" w:pos="720"/>
+        </w:tabs>
+        <w:ind w:left="720" w:hanging="360"/>
+      </w:pPr>
+      <w:rPr>
+        <w:rFonts w:ascii="Symbol" w:hAnsi="Symbol" w:hint="default"/>
+        <w:sz w:val="20"/>
+      </w:rPr>
+    </w:lvl>
+    <w:lvl w:ilvl="1" w:tentative="1">
+      <w:start w:val="1"/>
+      <w:numFmt w:val="bullet"/>
+      <w:lvlText w:val="o"/>
+      <w:lvlJc w:val="left"/>
+      <w:pPr>
+        <w:tabs>
+          <w:tab w:val="num" w:pos="1440"/>
+        </w:tabs>
+        <w:ind w:left="1440" w:hanging="360"/>
+      </w:pPr>
+      <w:rPr>
+        <w:rFonts w:ascii="Courier New" w:hAnsi="Courier New" w:hint="default"/>
+        <w:sz w:val="20"/>
+      </w:rPr>
+    </w:lvl>
+    <w:lvl w:ilvl="2" w:tentative="1">
+      <w:start w:val="1"/>
+      <w:numFmt w:val="bullet"/>
+      <w:lvlText w:val=""/>
+      <w:lvlJc w:val="left"/>
+      <w:pPr>
+        <w:tabs>
+          <w:tab w:val="num" w:pos="2160"/>
+        </w:tabs>
+        <w:ind w:left="2160" w:hanging="360"/>
+      </w:pPr>
+      <w:rPr>
+        <w:rFonts w:ascii="Wingdings" w:hAnsi="Wingdings" w:hint="default"/>
+        <w:sz w:val="20"/>
+      </w:rPr>
+    </w:lvl>
+    <w:lvl w:ilvl="3" w:tentative="1">
+      <w:start w:val="1"/>
+      <w:numFmt w:val="bullet"/>
+      <w:lvlText w:val=""/>
+      <w:lvlJc w:val="left"/>
+      <w:pPr>
+        <w:tabs>
+          <w:tab w:val="num" w:pos="2880"/>
+        </w:tabs>
+        <w:ind w:left="2880" w:hanging="360"/>
+      </w:pPr>
+      <w:rPr>
+        <w:rFonts w:ascii="Wingdings" w:hAnsi="Wingdings" w:hint="default"/>
+        <w:sz w:val="20"/>
+      </w:rPr>
+    </w:lvl>
+    <w:lvl w:ilvl="4" w:tentative="1">
+      <w:start w:val="1"/>
+      <w:numFmt w:val="bullet"/>
+      <w:lvlText w:val=""/>
+      <w:lvlJc w:val="left"/>
+      <w:pPr>
+        <w:tabs>
+          <w:tab w:val="num" w:pos="3600"/>
+        </w:tabs>
+        <w:ind w:left="3600" w:hanging="360"/>
+      </w:pPr>
+      <w:rPr>
+        <w:rFonts w:ascii="Wingdings" w:hAnsi="Wingdings" w:hint="default"/>
+        <w:sz w:val="20"/>
+      </w:rPr>
+    </w:lvl>
+    <w:lvl w:ilvl="5" w:tentative="1">
+      <w:start w:val="1"/>
+      <w:numFmt w:val="bullet"/>
+      <w:lvlText w:val=""/>
+      <w:lvlJc w:val="left"/>
+      <w:pPr>
+        <w:tabs>
+          <w:tab w:val="num" w:pos="4320"/>
+        </w:tabs>
+        <w:ind w:left="4320" w:hanging="360"/>
+      </w:pPr>
+      <w:rPr>
+        <w:rFonts w:ascii="Wingdings" w:hAnsi="Wingdings" w:hint="default"/>
+        <w:sz w:val="20"/>
+      </w:rPr>
+    </w:lvl>
+    <w:lvl w:ilvl="6" w:tentative="1">
+      <w:start w:val="1"/>
+      <w:numFmt w:val="bullet"/>
+      <w:lvlText w:val=""/>
+      <w:lvlJc w:val="left"/>
+      <w:pPr>
+        <w:tabs>
+          <w:tab w:val="num" w:pos="5040"/>
+        </w:tabs>
+        <w:ind w:left="5040" w:hanging="360"/>
+      </w:pPr>
+      <w:rPr>
+        <w:rFonts w:ascii="Wingdings" w:hAnsi="Wingdings" w:hint="default"/>
+        <w:sz w:val="20"/>
+      </w:rPr>
+    </w:lvl>
+    <w:lvl w:ilvl="7" w:tentative="1">
+      <w:start w:val="1"/>
+      <w:numFmt w:val="bullet"/>
+      <w:lvlText w:val=""/>
+      <w:lvlJc w:val="left"/>
+      <w:pPr>
+        <w:tabs>
+          <w:tab w:val="num" w:pos="5760"/>
+        </w:tabs>
+        <w:ind w:left="5760" w:hanging="360"/>
+      </w:pPr>
+      <w:rPr>
+        <w:rFonts w:ascii="Wingdings" w:hAnsi="Wingdings" w:hint="default"/>
+        <w:sz w:val="20"/>
+      </w:rPr>
+    </w:lvl>
+    <w:lvl w:ilvl="8" w:tentative="1">
+      <w:start w:val="1"/>
+      <w:numFmt w:val="bullet"/>
+      <w:lvlText w:val=""/>
+      <w:lvlJc w:val="left"/>
+      <w:pPr>
+        <w:tabs>
+          <w:tab w:val="num" w:pos="6480"/>
+        </w:tabs>
+        <w:ind w:left="6480" w:hanging="360"/>
+      </w:pPr>
+      <w:rPr>
+        <w:rFonts w:ascii="Wingdings" w:hAnsi="Wingdings" w:hint="default"/>
+        <w:sz w:val="20"/>
+      </w:rPr>
+    </w:lvl>
+  </w:abstractNum>
+  <w:abstractNum w:abstractNumId="29" w15:restartNumberingAfterBreak="0">
     <w:nsid w:val="7030429F"/>
     <w:multiLevelType w:val="hybridMultilevel"/>
     <w:tmpl w:val="FF40C230"/>
@@ -4525,7 +7831,7 @@
       </w:rPr>
     </w:lvl>
   </w:abstractNum>
-  <w:abstractNum w:abstractNumId="19" w15:restartNumberingAfterBreak="0">
+  <w:abstractNum w:abstractNumId="30" w15:restartNumberingAfterBreak="0">
     <w:nsid w:val="76D10AE7"/>
     <w:multiLevelType w:val="hybridMultilevel"/>
     <w:tmpl w:val="EF88B97A"/>
@@ -4638,7 +7944,7 @@
       </w:rPr>
     </w:lvl>
   </w:abstractNum>
-  <w:abstractNum w:abstractNumId="20" w15:restartNumberingAfterBreak="0">
+  <w:abstractNum w:abstractNumId="31" w15:restartNumberingAfterBreak="0">
     <w:nsid w:val="7942200B"/>
     <w:multiLevelType w:val="hybridMultilevel"/>
     <w:tmpl w:val="DDA830AE"/>
@@ -4725,67 +8031,100 @@
     </w:lvl>
   </w:abstractNum>
   <w:num w:numId="1" w16cid:durableId="981038888">
-    <w:abstractNumId w:val="11"/>
+    <w:abstractNumId w:val="14"/>
   </w:num>
   <w:num w:numId="2" w16cid:durableId="1033576797">
-    <w:abstractNumId w:val="20"/>
+    <w:abstractNumId w:val="31"/>
   </w:num>
   <w:num w:numId="3" w16cid:durableId="895354999">
-    <w:abstractNumId w:val="15"/>
+    <w:abstractNumId w:val="23"/>
   </w:num>
   <w:num w:numId="4" w16cid:durableId="472526522">
     <w:abstractNumId w:val="3"/>
   </w:num>
   <w:num w:numId="5" w16cid:durableId="701902527">
-    <w:abstractNumId w:val="16"/>
+    <w:abstractNumId w:val="25"/>
   </w:num>
   <w:num w:numId="6" w16cid:durableId="550457963">
-    <w:abstractNumId w:val="17"/>
+    <w:abstractNumId w:val="27"/>
   </w:num>
   <w:num w:numId="7" w16cid:durableId="2028484603">
     <w:abstractNumId w:val="1"/>
   </w:num>
   <w:num w:numId="8" w16cid:durableId="1199850728">
-    <w:abstractNumId w:val="14"/>
+    <w:abstractNumId w:val="18"/>
   </w:num>
   <w:num w:numId="9" w16cid:durableId="1529219699">
-    <w:abstractNumId w:val="19"/>
+    <w:abstractNumId w:val="30"/>
   </w:num>
   <w:num w:numId="10" w16cid:durableId="1587690829">
     <w:abstractNumId w:val="2"/>
   </w:num>
   <w:num w:numId="11" w16cid:durableId="794719463">
+    <w:abstractNumId w:val="8"/>
+  </w:num>
+  <w:num w:numId="12" w16cid:durableId="141847684">
+    <w:abstractNumId w:val="10"/>
+  </w:num>
+  <w:num w:numId="13" w16cid:durableId="1881671091">
     <w:abstractNumId w:val="7"/>
   </w:num>
-  <w:num w:numId="12" w16cid:durableId="141847684">
-    <w:abstractNumId w:val="8"/>
+  <w:num w:numId="14" w16cid:durableId="376585245">
+    <w:abstractNumId w:val="15"/>
   </w:num>
-  <w:num w:numId="13" w16cid:durableId="1881671091">
+  <w:num w:numId="15" w16cid:durableId="1109398933">
+    <w:abstractNumId w:val="16"/>
+  </w:num>
+  <w:num w:numId="16" w16cid:durableId="537090324">
     <w:abstractNumId w:val="6"/>
   </w:num>
-  <w:num w:numId="14" w16cid:durableId="376585245">
+  <w:num w:numId="17" w16cid:durableId="1488210394">
+    <w:abstractNumId w:val="29"/>
+  </w:num>
+  <w:num w:numId="18" w16cid:durableId="1255817697">
     <w:abstractNumId w:val="12"/>
   </w:num>
-  <w:num w:numId="15" w16cid:durableId="1109398933">
-    <w:abstractNumId w:val="13"/>
-  </w:num>
-  <w:num w:numId="16" w16cid:durableId="537090324">
-    <w:abstractNumId w:val="5"/>
-  </w:num>
-  <w:num w:numId="17" w16cid:durableId="1488210394">
-    <w:abstractNumId w:val="18"/>
-  </w:num>
-  <w:num w:numId="18" w16cid:durableId="1255817697">
-    <w:abstractNumId w:val="10"/>
-  </w:num>
   <w:num w:numId="19" w16cid:durableId="1257209407">
-    <w:abstractNumId w:val="9"/>
+    <w:abstractNumId w:val="11"/>
   </w:num>
   <w:num w:numId="20" w16cid:durableId="2127501533">
-    <w:abstractNumId w:val="4"/>
+    <w:abstractNumId w:val="5"/>
   </w:num>
   <w:num w:numId="21" w16cid:durableId="1107695937">
     <w:abstractNumId w:val="0"/>
+  </w:num>
+  <w:num w:numId="22" w16cid:durableId="1213158072">
+    <w:abstractNumId w:val="13"/>
+  </w:num>
+  <w:num w:numId="23" w16cid:durableId="1412966777">
+    <w:abstractNumId w:val="4"/>
+  </w:num>
+  <w:num w:numId="24" w16cid:durableId="935483581">
+    <w:abstractNumId w:val="9"/>
+  </w:num>
+  <w:num w:numId="25" w16cid:durableId="107162084">
+    <w:abstractNumId w:val="24"/>
+  </w:num>
+  <w:num w:numId="26" w16cid:durableId="1152260146">
+    <w:abstractNumId w:val="17"/>
+  </w:num>
+  <w:num w:numId="27" w16cid:durableId="1515223676">
+    <w:abstractNumId w:val="20"/>
+  </w:num>
+  <w:num w:numId="28" w16cid:durableId="1060599067">
+    <w:abstractNumId w:val="19"/>
+  </w:num>
+  <w:num w:numId="29" w16cid:durableId="1873760857">
+    <w:abstractNumId w:val="26"/>
+  </w:num>
+  <w:num w:numId="30" w16cid:durableId="1440178853">
+    <w:abstractNumId w:val="28"/>
+  </w:num>
+  <w:num w:numId="31" w16cid:durableId="264919756">
+    <w:abstractNumId w:val="22"/>
+  </w:num>
+  <w:num w:numId="32" w16cid:durableId="140772462">
+    <w:abstractNumId w:val="21"/>
   </w:num>
 </w:numbering>
 </file>
@@ -5189,6 +8528,64 @@
     <w:name w:val="Normal"/>
     <w:qFormat/>
   </w:style>
+  <w:style w:type="paragraph" w:styleId="Heading1">
+    <w:name w:val="heading 1"/>
+    <w:basedOn w:val="Normal"/>
+    <w:link w:val="Heading1Char"/>
+    <w:uiPriority w:val="9"/>
+    <w:qFormat/>
+    <w:rsid w:val="00401B6B"/>
+    <w:pPr>
+      <w:spacing w:before="100" w:beforeAutospacing="1" w:after="100" w:afterAutospacing="1" w:line="240" w:lineRule="auto"/>
+      <w:outlineLvl w:val="0"/>
+    </w:pPr>
+    <w:rPr>
+      <w:rFonts w:ascii="Times New Roman" w:eastAsia="Times New Roman" w:hAnsi="Times New Roman" w:cs="Times New Roman"/>
+      <w:b/>
+      <w:bCs/>
+      <w:kern w:val="36"/>
+      <w:sz w:val="48"/>
+      <w:szCs w:val="48"/>
+    </w:rPr>
+  </w:style>
+  <w:style w:type="paragraph" w:styleId="Heading2">
+    <w:name w:val="heading 2"/>
+    <w:basedOn w:val="Normal"/>
+    <w:link w:val="Heading2Char"/>
+    <w:uiPriority w:val="9"/>
+    <w:qFormat/>
+    <w:rsid w:val="00401B6B"/>
+    <w:pPr>
+      <w:spacing w:before="100" w:beforeAutospacing="1" w:after="100" w:afterAutospacing="1" w:line="240" w:lineRule="auto"/>
+      <w:outlineLvl w:val="1"/>
+    </w:pPr>
+    <w:rPr>
+      <w:rFonts w:ascii="Times New Roman" w:eastAsia="Times New Roman" w:hAnsi="Times New Roman" w:cs="Times New Roman"/>
+      <w:b/>
+      <w:bCs/>
+      <w:sz w:val="36"/>
+      <w:szCs w:val="36"/>
+    </w:rPr>
+  </w:style>
+  <w:style w:type="paragraph" w:styleId="Heading3">
+    <w:name w:val="heading 3"/>
+    <w:basedOn w:val="Normal"/>
+    <w:link w:val="Heading3Char"/>
+    <w:uiPriority w:val="9"/>
+    <w:qFormat/>
+    <w:rsid w:val="00401B6B"/>
+    <w:pPr>
+      <w:spacing w:before="100" w:beforeAutospacing="1" w:after="100" w:afterAutospacing="1" w:line="240" w:lineRule="auto"/>
+      <w:outlineLvl w:val="2"/>
+    </w:pPr>
+    <w:rPr>
+      <w:rFonts w:ascii="Times New Roman" w:eastAsia="Times New Roman" w:hAnsi="Times New Roman" w:cs="Times New Roman"/>
+      <w:b/>
+      <w:bCs/>
+      <w:sz w:val="27"/>
+      <w:szCs w:val="27"/>
+    </w:rPr>
+  </w:style>
   <w:style w:type="character" w:default="1" w:styleId="DefaultParagraphFont">
     <w:name w:val="Default Paragraph Font"/>
     <w:uiPriority w:val="1"/>
@@ -5274,6 +8671,62 @@
     <w:rPr>
       <w:color w:val="605E5C"/>
       <w:shd w:val="clear" w:color="auto" w:fill="E1DFDD"/>
+    </w:rPr>
+  </w:style>
+  <w:style w:type="character" w:customStyle="1" w:styleId="Heading1Char">
+    <w:name w:val="Heading 1 Char"/>
+    <w:basedOn w:val="DefaultParagraphFont"/>
+    <w:link w:val="Heading1"/>
+    <w:uiPriority w:val="9"/>
+    <w:rsid w:val="00401B6B"/>
+    <w:rPr>
+      <w:rFonts w:ascii="Times New Roman" w:eastAsia="Times New Roman" w:hAnsi="Times New Roman" w:cs="Times New Roman"/>
+      <w:b/>
+      <w:bCs/>
+      <w:kern w:val="36"/>
+      <w:sz w:val="48"/>
+      <w:szCs w:val="48"/>
+    </w:rPr>
+  </w:style>
+  <w:style w:type="character" w:customStyle="1" w:styleId="Heading2Char">
+    <w:name w:val="Heading 2 Char"/>
+    <w:basedOn w:val="DefaultParagraphFont"/>
+    <w:link w:val="Heading2"/>
+    <w:uiPriority w:val="9"/>
+    <w:rsid w:val="00401B6B"/>
+    <w:rPr>
+      <w:rFonts w:ascii="Times New Roman" w:eastAsia="Times New Roman" w:hAnsi="Times New Roman" w:cs="Times New Roman"/>
+      <w:b/>
+      <w:bCs/>
+      <w:sz w:val="36"/>
+      <w:szCs w:val="36"/>
+    </w:rPr>
+  </w:style>
+  <w:style w:type="character" w:customStyle="1" w:styleId="Heading3Char">
+    <w:name w:val="Heading 3 Char"/>
+    <w:basedOn w:val="DefaultParagraphFont"/>
+    <w:link w:val="Heading3"/>
+    <w:uiPriority w:val="9"/>
+    <w:rsid w:val="00401B6B"/>
+    <w:rPr>
+      <w:rFonts w:ascii="Times New Roman" w:eastAsia="Times New Roman" w:hAnsi="Times New Roman" w:cs="Times New Roman"/>
+      <w:b/>
+      <w:bCs/>
+      <w:sz w:val="27"/>
+      <w:szCs w:val="27"/>
+    </w:rPr>
+  </w:style>
+  <w:style w:type="character" w:styleId="HTMLCode">
+    <w:name w:val="HTML Code"/>
+    <w:basedOn w:val="DefaultParagraphFont"/>
+    <w:uiPriority w:val="99"/>
+    <w:semiHidden/>
+    <w:unhideWhenUsed/>
+    <w:rsid w:val="00401B6B"/>
+    <w:rPr>
+      <w:rFonts w:ascii="Courier New" w:eastAsia="Times New Roman" w:hAnsi="Courier New" w:cs="Courier New"/>
+      <w:sz w:val="20"/>
+      <w:szCs w:val="20"/>
     </w:rPr>
   </w:style>
 </w:styles>
